--- a/NRieckhof_Assignment0.docx
+++ b/NRieckhof_Assignment0.docx
@@ -91,8 +91,30 @@
     </w:p>
     <w:p>
       <w:r>
-        <w:t xml:space="preserve"> Instructor:</w:t>
-      </w:r>
+        <w:t xml:space="preserve"> Instructor</w:t>
+      </w:r>
+      <w:r>
+        <w:t>(s)</w:t>
+      </w:r>
+      <w:r>
+        <w:t>:</w:t>
+      </w:r>
+      <w:r>
+        <w:t xml:space="preserve"> Professor </w:t>
+      </w:r>
+      <w:proofErr w:type="spellStart"/>
+      <w:r>
+        <w:t>Carnero</w:t>
+      </w:r>
+      <w:proofErr w:type="spellEnd"/>
+      <w:r>
+        <w:t xml:space="preserve"> &amp; Professor </w:t>
+      </w:r>
+      <w:proofErr w:type="spellStart"/>
+      <w:r>
+        <w:t>Kuijt</w:t>
+      </w:r>
+      <w:proofErr w:type="spellEnd"/>
       <w:r>
         <w:t xml:space="preserve"> </w:t>
       </w:r>
@@ -263,10 +285,74 @@
           <w:b/>
         </w:rPr>
       </w:pPr>
-      <w:r>
-        <w:rPr>
-          <w:b/>
-        </w:rPr>
+    </w:p>
+    <w:p>
+      <w:pPr>
+        <w:rPr>
+          <w:b/>
+        </w:rPr>
+      </w:pPr>
+    </w:p>
+    <w:p>
+      <w:pPr>
+        <w:rPr>
+          <w:b/>
+        </w:rPr>
+      </w:pPr>
+    </w:p>
+    <w:p>
+      <w:pPr>
+        <w:rPr>
+          <w:b/>
+        </w:rPr>
+      </w:pPr>
+    </w:p>
+    <w:p>
+      <w:pPr>
+        <w:rPr>
+          <w:b/>
+        </w:rPr>
+      </w:pPr>
+    </w:p>
+    <w:p>
+      <w:pPr>
+        <w:rPr>
+          <w:b/>
+        </w:rPr>
+      </w:pPr>
+    </w:p>
+    <w:p>
+      <w:pPr>
+        <w:rPr>
+          <w:b/>
+        </w:rPr>
+      </w:pPr>
+    </w:p>
+    <w:p>
+      <w:pPr>
+        <w:rPr>
+          <w:b/>
+        </w:rPr>
+      </w:pPr>
+    </w:p>
+    <w:p>
+      <w:pPr>
+        <w:rPr>
+          <w:b/>
+        </w:rPr>
+      </w:pPr>
+    </w:p>
+    <w:p>
+      <w:pPr>
+        <w:rPr>
+          <w:b/>
+        </w:rPr>
+      </w:pPr>
+      <w:r>
+        <w:rPr>
+          <w:b/>
+        </w:rPr>
+        <w:lastRenderedPageBreak/>
         <w:t>Part 2 -Install JDK, Test java Application from Command Line</w:t>
       </w:r>
     </w:p>
@@ -289,14 +375,13 @@
       </w:pPr>
       <w:r>
         <w:rPr>
-          <w:noProof/>
-        </w:rPr>
-        <w:lastRenderedPageBreak/>
+          <w:bCs/>
+        </w:rPr>
         <w:drawing>
-          <wp:inline distT="0" distB="0" distL="0" distR="0" wp14:anchorId="3EB25445" wp14:editId="108C13AD">
-            <wp:extent cx="5943600" cy="3343275"/>
-            <wp:effectExtent l="0" t="0" r="0" b="9525"/>
-            <wp:docPr id="3" name="Picture 3"/>
+          <wp:inline distT="0" distB="0" distL="0" distR="0" wp14:anchorId="54AB3F16" wp14:editId="01A4FC35">
+            <wp:extent cx="5943600" cy="3714115"/>
+            <wp:effectExtent l="0" t="0" r="0" b="635"/>
+            <wp:docPr id="8" name="Picture 8"/>
             <wp:cNvGraphicFramePr>
               <a:graphicFrameLocks xmlns:a="http://schemas.openxmlformats.org/drawingml/2006/main" noChangeAspect="1"/>
             </wp:cNvGraphicFramePr>
@@ -304,23 +389,36 @@
               <a:graphicData uri="http://schemas.openxmlformats.org/drawingml/2006/picture">
                 <pic:pic xmlns:pic="http://schemas.openxmlformats.org/drawingml/2006/picture">
                   <pic:nvPicPr>
-                    <pic:cNvPr id="1" name=""/>
-                    <pic:cNvPicPr/>
+                    <pic:cNvPr id="0" name="Picture 6"/>
+                    <pic:cNvPicPr>
+                      <a:picLocks noChangeAspect="1" noChangeArrowheads="1"/>
+                    </pic:cNvPicPr>
                   </pic:nvPicPr>
                   <pic:blipFill>
-                    <a:blip r:embed="rId6"/>
+                    <a:blip r:embed="rId6" cstate="print">
+                      <a:extLst>
+                        <a:ext uri="{28A0092B-C50C-407E-A947-70E740481C1C}">
+                          <a14:useLocalDpi xmlns:a14="http://schemas.microsoft.com/office/drawing/2010/main" val="0"/>
+                        </a:ext>
+                      </a:extLst>
+                    </a:blip>
+                    <a:srcRect/>
                     <a:stretch>
                       <a:fillRect/>
                     </a:stretch>
                   </pic:blipFill>
-                  <pic:spPr>
+                  <pic:spPr bwMode="auto">
                     <a:xfrm>
                       <a:off x="0" y="0"/>
-                      <a:ext cx="5943600" cy="3343275"/>
+                      <a:ext cx="5943600" cy="3714115"/>
                     </a:xfrm>
                     <a:prstGeom prst="rect">
                       <a:avLst/>
                     </a:prstGeom>
+                    <a:noFill/>
+                    <a:ln>
+                      <a:noFill/>
+                    </a:ln>
                   </pic:spPr>
                 </pic:pic>
               </a:graphicData>
@@ -335,15 +433,22 @@
           <w:bCs/>
         </w:rPr>
       </w:pPr>
-      <w:r>
-        <w:rPr>
-          <w:noProof/>
+    </w:p>
+    <w:p>
+      <w:pPr>
+        <w:rPr>
+          <w:bCs/>
+        </w:rPr>
+      </w:pPr>
+      <w:r>
+        <w:rPr>
+          <w:bCs/>
         </w:rPr>
         <w:drawing>
-          <wp:inline distT="0" distB="0" distL="0" distR="0" wp14:anchorId="5ACBA1AD" wp14:editId="77C1A732">
-            <wp:extent cx="5943600" cy="3343275"/>
-            <wp:effectExtent l="0" t="0" r="0" b="9525"/>
-            <wp:docPr id="4" name="Picture 4"/>
+          <wp:inline distT="0" distB="0" distL="0" distR="0" wp14:anchorId="246117CB" wp14:editId="16719DDA">
+            <wp:extent cx="5943600" cy="3714750"/>
+            <wp:effectExtent l="0" t="0" r="0" b="0"/>
+            <wp:docPr id="9" name="Picture 9"/>
             <wp:cNvGraphicFramePr>
               <a:graphicFrameLocks xmlns:a="http://schemas.openxmlformats.org/drawingml/2006/main" noChangeAspect="1"/>
             </wp:cNvGraphicFramePr>
@@ -363,7 +468,7 @@
                   <pic:spPr>
                     <a:xfrm>
                       <a:off x="0" y="0"/>
-                      <a:ext cx="5943600" cy="3343275"/>
+                      <a:ext cx="5943600" cy="3714750"/>
                     </a:xfrm>
                     <a:prstGeom prst="rect">
                       <a:avLst/>
@@ -393,6 +498,7 @@
         <w:rPr>
           <w:b/>
         </w:rPr>
+        <w:lastRenderedPageBreak/>
         <w:t>Part 3 - Install Eclipse, Test Eclipse Java Application</w:t>
       </w:r>
     </w:p>
@@ -403,37 +509,16 @@
     </w:p>
     <w:p/>
     <w:p>
-      <w:pPr>
+      <w:r>
         <w:rPr>
           <w:b/>
           <w:bCs/>
         </w:rPr>
-      </w:pPr>
-      <w:r>
-        <w:rPr>
-          <w:b/>
-          <w:bCs/>
-        </w:rPr>
-        <w:t>I ALREAY HAD ECLIPSE INSTALLED FROM OTHER CLASSES</w:t>
-      </w:r>
-    </w:p>
-    <w:p/>
-    <w:p>
-      <w:pPr>
-        <w:rPr>
-          <w:b/>
-        </w:rPr>
-      </w:pPr>
-      <w:r>
-        <w:rPr>
-          <w:noProof/>
-        </w:rPr>
-        <w:lastRenderedPageBreak/>
         <w:drawing>
-          <wp:inline distT="0" distB="0" distL="0" distR="0" wp14:anchorId="735BD2B8" wp14:editId="3FC76075">
-            <wp:extent cx="5943600" cy="3343275"/>
-            <wp:effectExtent l="0" t="0" r="0" b="9525"/>
-            <wp:docPr id="1" name="Picture 1"/>
+          <wp:inline distT="0" distB="0" distL="0" distR="0" wp14:anchorId="5799EA7A" wp14:editId="4A667532">
+            <wp:extent cx="5943600" cy="3714115"/>
+            <wp:effectExtent l="0" t="0" r="0" b="635"/>
+            <wp:docPr id="10" name="Picture 10"/>
             <wp:cNvGraphicFramePr>
               <a:graphicFrameLocks xmlns:a="http://schemas.openxmlformats.org/drawingml/2006/main" noChangeAspect="1"/>
             </wp:cNvGraphicFramePr>
@@ -453,7 +538,7 @@
                   <pic:spPr>
                     <a:xfrm>
                       <a:off x="0" y="0"/>
-                      <a:ext cx="5943600" cy="3343275"/>
+                      <a:ext cx="5943600" cy="3714115"/>
                     </a:xfrm>
                     <a:prstGeom prst="rect">
                       <a:avLst/>
@@ -472,116 +557,15 @@
           <w:b/>
         </w:rPr>
       </w:pPr>
-    </w:p>
-    <w:p>
-      <w:pPr>
-        <w:rPr>
-          <w:b/>
-        </w:rPr>
-      </w:pPr>
-      <w:r>
-        <w:rPr>
-          <w:b/>
-        </w:rPr>
-        <w:t>Part 4 - Install, Setup, Test Junit Program. </w:t>
-      </w:r>
-    </w:p>
-    <w:p>
-      <w:pPr>
-        <w:rPr>
-          <w:b/>
-        </w:rPr>
-      </w:pPr>
-    </w:p>
-    <w:p>
-      <w:pPr>
-        <w:ind w:left="720" w:hanging="720"/>
-        <w:rPr>
-          <w:color w:val="323232"/>
-        </w:rPr>
-      </w:pPr>
-      <w:r>
-        <w:t xml:space="preserve">Provide the screen shots </w:t>
-      </w:r>
-      <w:r>
-        <w:rPr>
-          <w:color w:val="323232"/>
-        </w:rPr>
-        <w:t>showing:</w:t>
-      </w:r>
-    </w:p>
-    <w:p>
-      <w:pPr>
-        <w:pStyle w:val="ListParagraph"/>
-        <w:numPr>
-          <w:ilvl w:val="1"/>
-          <w:numId w:val="13"/>
-        </w:numPr>
-        <w:spacing w:after="160" w:line="256" w:lineRule="auto"/>
-        <w:rPr>
-          <w:color w:val="323232"/>
-        </w:rPr>
-      </w:pPr>
-      <w:r>
-        <w:rPr>
-          <w:color w:val="323232"/>
-        </w:rPr>
-        <w:t xml:space="preserve">Eclipse with working JUnit Test example </w:t>
-      </w:r>
-    </w:p>
-    <w:p>
-      <w:pPr>
-        <w:pStyle w:val="ListParagraph"/>
-        <w:numPr>
-          <w:ilvl w:val="1"/>
-          <w:numId w:val="13"/>
-        </w:numPr>
-        <w:spacing w:after="160" w:line="256" w:lineRule="auto"/>
-        <w:rPr>
-          <w:color w:val="323232"/>
-        </w:rPr>
-      </w:pPr>
-      <w:r>
-        <w:rPr>
-          <w:color w:val="323232"/>
-        </w:rPr>
-        <w:t>Project screenshot</w:t>
-      </w:r>
-    </w:p>
-    <w:p>
-      <w:pPr>
-        <w:pStyle w:val="ListParagraph"/>
-        <w:numPr>
-          <w:ilvl w:val="1"/>
-          <w:numId w:val="13"/>
-        </w:numPr>
-        <w:spacing w:after="160" w:line="256" w:lineRule="auto"/>
-        <w:rPr>
-          <w:color w:val="323232"/>
-        </w:rPr>
-      </w:pPr>
-      <w:r>
-        <w:rPr>
-          <w:color w:val="323232"/>
-        </w:rPr>
-        <w:t>Running example screenshot</w:t>
-      </w:r>
-    </w:p>
-    <w:p>
-      <w:pPr>
-        <w:rPr>
-          <w:b/>
-        </w:rPr>
-      </w:pPr>
-      <w:r>
-        <w:rPr>
-          <w:noProof/>
+      <w:r>
+        <w:rPr>
+          <w:b/>
         </w:rPr>
         <w:drawing>
-          <wp:inline distT="0" distB="0" distL="0" distR="0" wp14:anchorId="48F340A4" wp14:editId="331C7D3C">
-            <wp:extent cx="5943600" cy="3343275"/>
-            <wp:effectExtent l="0" t="0" r="0" b="9525"/>
-            <wp:docPr id="5" name="Picture 5"/>
+          <wp:inline distT="0" distB="0" distL="0" distR="0" wp14:anchorId="5E6247EE" wp14:editId="1AD199CE">
+            <wp:extent cx="5943600" cy="3715385"/>
+            <wp:effectExtent l="0" t="0" r="0" b="0"/>
+            <wp:docPr id="1" name="Picture 1"/>
             <wp:cNvGraphicFramePr>
               <a:graphicFrameLocks xmlns:a="http://schemas.openxmlformats.org/drawingml/2006/main" noChangeAspect="1"/>
             </wp:cNvGraphicFramePr>
@@ -601,7 +585,7 @@
                   <pic:spPr>
                     <a:xfrm>
                       <a:off x="0" y="0"/>
-                      <a:ext cx="5943600" cy="3343275"/>
+                      <a:ext cx="5943600" cy="3715385"/>
                     </a:xfrm>
                     <a:prstGeom prst="rect">
                       <a:avLst/>
@@ -631,8 +615,16 @@
         <w:rPr>
           <w:b/>
         </w:rPr>
-        <w:t>Part 5 - Install, Setup, and Test JavaFX Application. </w:t>
-      </w:r>
+        <w:lastRenderedPageBreak/>
+        <w:t>Part 4 - Install, Setup, Test Junit Program. </w:t>
+      </w:r>
+    </w:p>
+    <w:p>
+      <w:pPr>
+        <w:rPr>
+          <w:b/>
+        </w:rPr>
+      </w:pPr>
     </w:p>
     <w:p>
       <w:pPr>
@@ -655,10 +647,10 @@
       <w:pPr>
         <w:pStyle w:val="ListParagraph"/>
         <w:numPr>
-          <w:ilvl w:val="0"/>
-          <w:numId w:val="15"/>
+          <w:ilvl w:val="1"/>
+          <w:numId w:val="13"/>
         </w:numPr>
-        <w:spacing w:after="160" w:line="259" w:lineRule="auto"/>
+        <w:spacing w:after="160" w:line="256" w:lineRule="auto"/>
         <w:rPr>
           <w:color w:val="323232"/>
         </w:rPr>
@@ -667,17 +659,17 @@
         <w:rPr>
           <w:color w:val="323232"/>
         </w:rPr>
-        <w:t>JavaFX Project screenshot</w:t>
+        <w:t xml:space="preserve">Eclipse with working JUnit Test example </w:t>
       </w:r>
     </w:p>
     <w:p>
       <w:pPr>
         <w:pStyle w:val="ListParagraph"/>
         <w:numPr>
-          <w:ilvl w:val="0"/>
-          <w:numId w:val="15"/>
+          <w:ilvl w:val="1"/>
+          <w:numId w:val="13"/>
         </w:numPr>
-        <w:spacing w:after="160" w:line="259" w:lineRule="auto"/>
+        <w:spacing w:after="160" w:line="256" w:lineRule="auto"/>
         <w:rPr>
           <w:color w:val="323232"/>
         </w:rPr>
@@ -686,17 +678,17 @@
         <w:rPr>
           <w:color w:val="323232"/>
         </w:rPr>
-        <w:t>Running example screenshot</w:t>
+        <w:t>Project screenshot</w:t>
       </w:r>
     </w:p>
     <w:p>
       <w:pPr>
         <w:pStyle w:val="ListParagraph"/>
         <w:numPr>
-          <w:ilvl w:val="0"/>
-          <w:numId w:val="15"/>
+          <w:ilvl w:val="1"/>
+          <w:numId w:val="13"/>
         </w:numPr>
-        <w:spacing w:after="160" w:line="259" w:lineRule="auto"/>
+        <w:spacing w:after="160" w:line="256" w:lineRule="auto"/>
         <w:rPr>
           <w:color w:val="323232"/>
         </w:rPr>
@@ -705,26 +697,24 @@
         <w:rPr>
           <w:color w:val="323232"/>
         </w:rPr>
-        <w:t>Java Source Code File</w:t>
-      </w:r>
-    </w:p>
-    <w:p>
-      <w:pPr>
-        <w:spacing w:after="160" w:line="259" w:lineRule="auto"/>
-        <w:ind w:left="1080"/>
-        <w:rPr>
-          <w:color w:val="323232"/>
-        </w:rPr>
-      </w:pPr>
-      <w:r>
-        <w:rPr>
-          <w:noProof/>
+        <w:t>Running example screenshot</w:t>
+      </w:r>
+    </w:p>
+    <w:p>
+      <w:pPr>
+        <w:rPr>
+          <w:b/>
+        </w:rPr>
+      </w:pPr>
+      <w:r>
+        <w:rPr>
+          <w:b/>
         </w:rPr>
         <w:drawing>
-          <wp:inline distT="0" distB="0" distL="0" distR="0" wp14:anchorId="6D29B98B" wp14:editId="764F2322">
-            <wp:extent cx="5943600" cy="3343275"/>
-            <wp:effectExtent l="0" t="0" r="0" b="9525"/>
-            <wp:docPr id="6" name="Picture 6"/>
+          <wp:inline distT="0" distB="0" distL="0" distR="0" wp14:anchorId="69B706DD" wp14:editId="3BB5ECB8">
+            <wp:extent cx="5943600" cy="3714115"/>
+            <wp:effectExtent l="0" t="0" r="0" b="635"/>
+            <wp:docPr id="11" name="Picture 11"/>
             <wp:cNvGraphicFramePr>
               <a:graphicFrameLocks xmlns:a="http://schemas.openxmlformats.org/drawingml/2006/main" noChangeAspect="1"/>
             </wp:cNvGraphicFramePr>
@@ -744,7 +734,7 @@
                   <pic:spPr>
                     <a:xfrm>
                       <a:off x="0" y="0"/>
-                      <a:ext cx="5943600" cy="3343275"/>
+                      <a:ext cx="5943600" cy="3714115"/>
                     </a:xfrm>
                     <a:prstGeom prst="rect">
                       <a:avLst/>
@@ -766,6 +756,268 @@
     </w:p>
     <w:p>
       <w:pPr>
+        <w:rPr>
+          <w:b/>
+        </w:rPr>
+      </w:pPr>
+    </w:p>
+    <w:p>
+      <w:pPr>
+        <w:rPr>
+          <w:b/>
+        </w:rPr>
+      </w:pPr>
+    </w:p>
+    <w:p>
+      <w:pPr>
+        <w:rPr>
+          <w:b/>
+        </w:rPr>
+      </w:pPr>
+    </w:p>
+    <w:p>
+      <w:pPr>
+        <w:rPr>
+          <w:b/>
+        </w:rPr>
+      </w:pPr>
+    </w:p>
+    <w:p>
+      <w:pPr>
+        <w:rPr>
+          <w:b/>
+        </w:rPr>
+      </w:pPr>
+    </w:p>
+    <w:p>
+      <w:pPr>
+        <w:rPr>
+          <w:b/>
+        </w:rPr>
+      </w:pPr>
+    </w:p>
+    <w:p>
+      <w:pPr>
+        <w:rPr>
+          <w:b/>
+        </w:rPr>
+      </w:pPr>
+    </w:p>
+    <w:p>
+      <w:pPr>
+        <w:rPr>
+          <w:b/>
+        </w:rPr>
+      </w:pPr>
+    </w:p>
+    <w:p>
+      <w:pPr>
+        <w:rPr>
+          <w:b/>
+        </w:rPr>
+      </w:pPr>
+    </w:p>
+    <w:p>
+      <w:pPr>
+        <w:rPr>
+          <w:b/>
+        </w:rPr>
+      </w:pPr>
+    </w:p>
+    <w:p>
+      <w:pPr>
+        <w:rPr>
+          <w:b/>
+        </w:rPr>
+      </w:pPr>
+    </w:p>
+    <w:p>
+      <w:pPr>
+        <w:rPr>
+          <w:b/>
+        </w:rPr>
+      </w:pPr>
+    </w:p>
+    <w:p>
+      <w:pPr>
+        <w:rPr>
+          <w:b/>
+        </w:rPr>
+      </w:pPr>
+    </w:p>
+    <w:p>
+      <w:pPr>
+        <w:rPr>
+          <w:b/>
+        </w:rPr>
+      </w:pPr>
+    </w:p>
+    <w:p>
+      <w:pPr>
+        <w:rPr>
+          <w:b/>
+        </w:rPr>
+      </w:pPr>
+    </w:p>
+    <w:p>
+      <w:pPr>
+        <w:rPr>
+          <w:b/>
+        </w:rPr>
+      </w:pPr>
+    </w:p>
+    <w:p>
+      <w:pPr>
+        <w:rPr>
+          <w:b/>
+        </w:rPr>
+      </w:pPr>
+    </w:p>
+    <w:p>
+      <w:pPr>
+        <w:rPr>
+          <w:b/>
+        </w:rPr>
+      </w:pPr>
+      <w:r>
+        <w:rPr>
+          <w:b/>
+        </w:rPr>
+        <w:lastRenderedPageBreak/>
+        <w:t>Part 5 - Install, Setup, and Test JavaFX Application. </w:t>
+      </w:r>
+    </w:p>
+    <w:p>
+      <w:pPr>
+        <w:ind w:left="720" w:hanging="720"/>
+        <w:rPr>
+          <w:color w:val="323232"/>
+        </w:rPr>
+      </w:pPr>
+      <w:r>
+        <w:t xml:space="preserve">Provide the screen shots </w:t>
+      </w:r>
+      <w:r>
+        <w:rPr>
+          <w:color w:val="323232"/>
+        </w:rPr>
+        <w:t>showing:</w:t>
+      </w:r>
+    </w:p>
+    <w:p>
+      <w:pPr>
+        <w:pStyle w:val="ListParagraph"/>
+        <w:numPr>
+          <w:ilvl w:val="0"/>
+          <w:numId w:val="15"/>
+        </w:numPr>
+        <w:spacing w:after="160" w:line="259" w:lineRule="auto"/>
+        <w:rPr>
+          <w:color w:val="323232"/>
+        </w:rPr>
+      </w:pPr>
+      <w:r>
+        <w:rPr>
+          <w:color w:val="323232"/>
+        </w:rPr>
+        <w:t>JavaFX Project screenshot</w:t>
+      </w:r>
+    </w:p>
+    <w:p>
+      <w:pPr>
+        <w:pStyle w:val="ListParagraph"/>
+        <w:numPr>
+          <w:ilvl w:val="0"/>
+          <w:numId w:val="15"/>
+        </w:numPr>
+        <w:spacing w:after="160" w:line="259" w:lineRule="auto"/>
+        <w:rPr>
+          <w:color w:val="323232"/>
+        </w:rPr>
+      </w:pPr>
+      <w:r>
+        <w:rPr>
+          <w:color w:val="323232"/>
+        </w:rPr>
+        <w:t>Running example screenshot</w:t>
+      </w:r>
+    </w:p>
+    <w:p>
+      <w:pPr>
+        <w:pStyle w:val="ListParagraph"/>
+        <w:numPr>
+          <w:ilvl w:val="0"/>
+          <w:numId w:val="15"/>
+        </w:numPr>
+        <w:spacing w:after="160" w:line="259" w:lineRule="auto"/>
+        <w:rPr>
+          <w:color w:val="323232"/>
+        </w:rPr>
+      </w:pPr>
+      <w:r>
+        <w:rPr>
+          <w:color w:val="323232"/>
+        </w:rPr>
+        <w:t>Java Source Code File</w:t>
+      </w:r>
+    </w:p>
+    <w:p>
+      <w:pPr>
+        <w:spacing w:after="160" w:line="259" w:lineRule="auto"/>
+        <w:rPr>
+          <w:color w:val="323232"/>
+        </w:rPr>
+      </w:pPr>
+      <w:r>
+        <w:rPr>
+          <w:color w:val="323232"/>
+        </w:rPr>
+        <w:drawing>
+          <wp:inline distT="0" distB="0" distL="0" distR="0" wp14:anchorId="027558E9" wp14:editId="66831EDF">
+            <wp:extent cx="5943600" cy="3714115"/>
+            <wp:effectExtent l="0" t="0" r="0" b="635"/>
+            <wp:docPr id="13" name="Picture 13"/>
+            <wp:cNvGraphicFramePr>
+              <a:graphicFrameLocks xmlns:a="http://schemas.openxmlformats.org/drawingml/2006/main" noChangeAspect="1"/>
+            </wp:cNvGraphicFramePr>
+            <a:graphic xmlns:a="http://schemas.openxmlformats.org/drawingml/2006/main">
+              <a:graphicData uri="http://schemas.openxmlformats.org/drawingml/2006/picture">
+                <pic:pic xmlns:pic="http://schemas.openxmlformats.org/drawingml/2006/picture">
+                  <pic:nvPicPr>
+                    <pic:cNvPr id="1" name=""/>
+                    <pic:cNvPicPr/>
+                  </pic:nvPicPr>
+                  <pic:blipFill>
+                    <a:blip r:embed="rId11"/>
+                    <a:stretch>
+                      <a:fillRect/>
+                    </a:stretch>
+                  </pic:blipFill>
+                  <pic:spPr>
+                    <a:xfrm>
+                      <a:off x="0" y="0"/>
+                      <a:ext cx="5943600" cy="3714115"/>
+                    </a:xfrm>
+                    <a:prstGeom prst="rect">
+                      <a:avLst/>
+                    </a:prstGeom>
+                  </pic:spPr>
+                </pic:pic>
+              </a:graphicData>
+            </a:graphic>
+          </wp:inline>
+        </w:drawing>
+      </w:r>
+    </w:p>
+    <w:p>
+      <w:pPr>
+        <w:rPr>
+          <w:b/>
+        </w:rPr>
+      </w:pPr>
+    </w:p>
+    <w:p>
+      <w:pPr>
         <w:autoSpaceDE w:val="0"/>
         <w:autoSpaceDN w:val="0"/>
         <w:adjustRightInd w:val="0"/>
@@ -803,92 +1055,64 @@
           <w:b/>
         </w:rPr>
       </w:pPr>
-      <w:bookmarkStart w:id="0" w:name="_Hlk61120440"/>
-      <w:r>
-        <w:rPr>
-          <w:b/>
-        </w:rPr>
-        <w:t>Lessons Learned</w:t>
-      </w:r>
-      <w:r>
-        <w:rPr>
-          <w:b/>
-        </w:rPr>
-        <w:t xml:space="preserve"> </w:t>
-      </w:r>
-      <w:r>
-        <w:t xml:space="preserve">&lt;Provide answers to the questions listed </w:t>
-      </w:r>
-      <w:r>
-        <w:t>below</w:t>
-      </w:r>
-      <w:r>
-        <w:t>&gt;</w:t>
-      </w:r>
-      <w:r>
-        <w:rPr>
-          <w:b/>
-        </w:rPr>
-        <w:t>:</w:t>
-      </w:r>
-    </w:p>
-    <w:p>
-      <w:pPr>
-        <w:pStyle w:val="NormalWeb"/>
-        <w:spacing w:before="0" w:beforeAutospacing="0" w:after="0" w:afterAutospacing="0"/>
-        <w:rPr>
-          <w:rFonts w:ascii="Verdana" w:hAnsi="Verdana" w:cs="Arial"/>
-          <w:b/>
-          <w:bCs/>
-          <w:color w:val="000000"/>
-          <w:bdr w:val="none" w:sz="0" w:space="0" w:color="auto" w:frame="1"/>
-        </w:rPr>
-      </w:pPr>
+      <w:r>
+        <w:rPr>
+          <w:b/>
+        </w:rPr>
+        <w:t>Lessons Learned:</w:t>
+      </w:r>
     </w:p>
     <w:p>
       <w:pPr>
         <w:autoSpaceDE w:val="0"/>
         <w:autoSpaceDN w:val="0"/>
         <w:adjustRightInd w:val="0"/>
-      </w:pPr>
-      <w:r>
-        <w:t xml:space="preserve">Write about your Learning Experience, highlighting your lessons learned and learning experience from working on this </w:t>
-      </w:r>
-      <w:r>
-        <w:t>assignment</w:t>
-      </w:r>
-      <w:r>
-        <w:t xml:space="preserve">. </w:t>
-      </w:r>
+        <w:rPr>
+          <w:b/>
+          <w:bCs/>
+        </w:rPr>
+      </w:pPr>
     </w:p>
     <w:p>
       <w:pPr>
         <w:autoSpaceDE w:val="0"/>
         <w:autoSpaceDN w:val="0"/>
         <w:adjustRightInd w:val="0"/>
-      </w:pPr>
+        <w:rPr>
+          <w:b/>
+        </w:rPr>
+      </w:pPr>
+      <w:r>
+        <w:rPr>
+          <w:b/>
+        </w:rPr>
+        <w:t xml:space="preserve">Write about your Learning Experience, highlighting your lessons learned and learning experience from working on this assignment. </w:t>
+      </w:r>
     </w:p>
     <w:p>
       <w:pPr>
         <w:autoSpaceDE w:val="0"/>
         <w:autoSpaceDN w:val="0"/>
         <w:adjustRightInd w:val="0"/>
-      </w:pPr>
-      <w:r>
-        <w:t xml:space="preserve">What have you learned? </w:t>
-      </w:r>
+        <w:rPr>
+          <w:b/>
+        </w:rPr>
+      </w:pPr>
     </w:p>
     <w:p>
       <w:pPr>
         <w:autoSpaceDE w:val="0"/>
         <w:autoSpaceDN w:val="0"/>
         <w:adjustRightInd w:val="0"/>
-      </w:pPr>
-      <w:r>
-        <w:t xml:space="preserve">I have learned that my internet is slow. I also learned that </w:t>
-      </w:r>
-      <w:r>
-        <w:t>installing files is a pain.</w:t>
+        <w:rPr>
+          <w:b/>
+        </w:rPr>
+      </w:pPr>
+      <w:r>
+        <w:rPr>
+          <w:b/>
+        </w:rPr>
+        <w:t xml:space="preserve">What have you learned? </w:t>
       </w:r>
     </w:p>
     <w:p>
@@ -896,19 +1120,27 @@
         <w:autoSpaceDE w:val="0"/>
         <w:autoSpaceDN w:val="0"/>
         <w:adjustRightInd w:val="0"/>
-      </w:pPr>
-      <w:r>
-        <w:t xml:space="preserve">What did you struggle with? </w:t>
-      </w:r>
+        <w:rPr>
+          <w:b/>
+        </w:rPr>
+      </w:pPr>
     </w:p>
     <w:p>
       <w:pPr>
         <w:autoSpaceDE w:val="0"/>
         <w:autoSpaceDN w:val="0"/>
         <w:adjustRightInd w:val="0"/>
-      </w:pPr>
-      <w:r>
-        <w:t>Importing the user libraries.</w:t>
+        <w:rPr>
+          <w:b/>
+          <w:u w:val="single"/>
+        </w:rPr>
+      </w:pPr>
+      <w:r>
+        <w:rPr>
+          <w:b/>
+          <w:u w:val="single"/>
+        </w:rPr>
+        <w:t>I have learned how to use the Eclipse IDE more and how to better handle Java files</w:t>
       </w:r>
     </w:p>
     <w:p>
@@ -916,19 +1148,25 @@
         <w:autoSpaceDE w:val="0"/>
         <w:autoSpaceDN w:val="0"/>
         <w:adjustRightInd w:val="0"/>
-      </w:pPr>
-      <w:r>
-        <w:t>What parts of this assignment were you successful with, and what parts (if any) were you not successful with?</w:t>
-      </w:r>
+        <w:rPr>
+          <w:b/>
+        </w:rPr>
+      </w:pPr>
     </w:p>
     <w:p>
       <w:pPr>
         <w:autoSpaceDE w:val="0"/>
         <w:autoSpaceDN w:val="0"/>
         <w:adjustRightInd w:val="0"/>
-      </w:pPr>
-      <w:r>
-        <w:t>I was not successful in using the VM input line and had to use the one from the website.</w:t>
+        <w:rPr>
+          <w:b/>
+        </w:rPr>
+      </w:pPr>
+      <w:r>
+        <w:rPr>
+          <w:b/>
+        </w:rPr>
+        <w:t xml:space="preserve">What did you struggle with? </w:t>
       </w:r>
     </w:p>
     <w:p>
@@ -936,76 +1174,172 @@
         <w:autoSpaceDE w:val="0"/>
         <w:autoSpaceDN w:val="0"/>
         <w:adjustRightInd w:val="0"/>
-      </w:pPr>
-      <w:r>
-        <w:t xml:space="preserve">Provide any additional resources/links/videos you used to while working on this assignment. </w:t>
-      </w:r>
-    </w:p>
-    <w:bookmarkEnd w:id="0"/>
+        <w:rPr>
+          <w:b/>
+        </w:rPr>
+      </w:pPr>
+    </w:p>
     <w:p>
       <w:pPr>
         <w:autoSpaceDE w:val="0"/>
         <w:autoSpaceDN w:val="0"/>
         <w:adjustRightInd w:val="0"/>
         <w:rPr>
-          <w:rFonts w:ascii="Courier New" w:hAnsi="Courier New" w:cs="Courier New"/>
+          <w:b/>
+          <w:u w:val="single"/>
+        </w:rPr>
+      </w:pPr>
+      <w:r>
+        <w:rPr>
+          <w:b/>
+          <w:u w:val="single"/>
+        </w:rPr>
+        <w:t>There was a lot of error messages that I kept getting along the way, which required a lot of moments where I had to go back and fix whether I used the wrong file address and other sorts of issues.</w:t>
+      </w:r>
+    </w:p>
+    <w:p>
+      <w:pPr>
+        <w:autoSpaceDE w:val="0"/>
+        <w:autoSpaceDN w:val="0"/>
+        <w:adjustRightInd w:val="0"/>
+        <w:rPr>
+          <w:b/>
+        </w:rPr>
+      </w:pPr>
+    </w:p>
+    <w:p>
+      <w:pPr>
+        <w:autoSpaceDE w:val="0"/>
+        <w:autoSpaceDN w:val="0"/>
+        <w:adjustRightInd w:val="0"/>
+        <w:rPr>
+          <w:b/>
+        </w:rPr>
+      </w:pPr>
+      <w:r>
+        <w:rPr>
+          <w:b/>
+        </w:rPr>
+        <w:lastRenderedPageBreak/>
+        <w:t>What parts of this assignment were you successful with, and what parts (if any) were you not successful with?</w:t>
+      </w:r>
+    </w:p>
+    <w:p>
+      <w:pPr>
+        <w:autoSpaceDE w:val="0"/>
+        <w:autoSpaceDN w:val="0"/>
+        <w:adjustRightInd w:val="0"/>
+        <w:rPr>
+          <w:b/>
+        </w:rPr>
+      </w:pPr>
+    </w:p>
+    <w:p>
+      <w:pPr>
+        <w:autoSpaceDE w:val="0"/>
+        <w:autoSpaceDN w:val="0"/>
+        <w:adjustRightInd w:val="0"/>
+        <w:rPr>
+          <w:b/>
+          <w:u w:val="single"/>
+        </w:rPr>
+      </w:pPr>
+      <w:r>
+        <w:rPr>
+          <w:b/>
+          <w:u w:val="single"/>
+        </w:rPr>
+        <w:t>I was able to successfully complete all parts of the assignment.</w:t>
+      </w:r>
+    </w:p>
+    <w:p>
+      <w:pPr>
+        <w:autoSpaceDE w:val="0"/>
+        <w:autoSpaceDN w:val="0"/>
+        <w:adjustRightInd w:val="0"/>
+        <w:rPr>
+          <w:b/>
+        </w:rPr>
+      </w:pPr>
+    </w:p>
+    <w:p>
+      <w:pPr>
+        <w:autoSpaceDE w:val="0"/>
+        <w:autoSpaceDN w:val="0"/>
+        <w:adjustRightInd w:val="0"/>
+        <w:rPr>
+          <w:b/>
+        </w:rPr>
+      </w:pPr>
+      <w:r>
+        <w:rPr>
+          <w:b/>
+        </w:rPr>
+        <w:t xml:space="preserve">Provide any additional resources/links/videos you used to while working on this assignment. </w:t>
+      </w:r>
+    </w:p>
+    <w:p>
+      <w:pPr>
+        <w:autoSpaceDE w:val="0"/>
+        <w:autoSpaceDN w:val="0"/>
+        <w:adjustRightInd w:val="0"/>
+        <w:rPr>
           <w:b/>
           <w:bCs/>
-          <w:color w:val="7F0055"/>
-          <w:sz w:val="20"/>
-          <w:szCs w:val="20"/>
-        </w:rPr>
-      </w:pPr>
-    </w:p>
-    <w:p>
-      <w:pPr>
-        <w:pStyle w:val="ListParagraph"/>
-        <w:ind w:left="0"/>
-        <w:rPr>
-          <w:b/>
-        </w:rPr>
-      </w:pPr>
-    </w:p>
-    <w:p>
-      <w:pPr>
-        <w:pStyle w:val="ListParagraph"/>
-        <w:ind w:left="0"/>
-        <w:rPr>
-          <w:b/>
-        </w:rPr>
-      </w:pPr>
-      <w:r>
-        <w:rPr>
-          <w:b/>
-        </w:rPr>
-        <w:t>Check List:</w:t>
-      </w:r>
-      <w:r>
-        <w:rPr>
-          <w:b/>
-        </w:rPr>
-        <w:t xml:space="preserve"> </w:t>
-      </w:r>
-      <w:r>
-        <w:t xml:space="preserve">&lt;Provide answers to the </w:t>
-      </w:r>
-      <w:r>
-        <w:t>column Y/N or N/A</w:t>
-      </w:r>
-      <w:r>
-        <w:t xml:space="preserve"> &gt;</w:t>
-      </w:r>
-      <w:r>
-        <w:rPr>
-          <w:b/>
-        </w:rPr>
-        <w:t>:</w:t>
-      </w:r>
-    </w:p>
-    <w:p>
-      <w:pPr>
-        <w:pStyle w:val="ListParagraph"/>
-        <w:ind w:left="0"/>
+        </w:rPr>
+      </w:pPr>
+    </w:p>
+    <w:p>
+      <w:pPr>
+        <w:autoSpaceDE w:val="0"/>
+        <w:autoSpaceDN w:val="0"/>
+        <w:adjustRightInd w:val="0"/>
+        <w:rPr>
+          <w:b/>
+          <w:bCs/>
+          <w:u w:val="single"/>
+        </w:rPr>
+      </w:pPr>
+      <w:r>
+        <w:rPr>
+          <w:b/>
+          <w:bCs/>
+          <w:u w:val="single"/>
+        </w:rPr>
+        <w:t>N/A</w:t>
+      </w:r>
+    </w:p>
+    <w:p>
+      <w:pPr>
+        <w:autoSpaceDE w:val="0"/>
+        <w:autoSpaceDN w:val="0"/>
+        <w:adjustRightInd w:val="0"/>
+        <w:rPr>
+          <w:b/>
+        </w:rPr>
+      </w:pPr>
+    </w:p>
+    <w:p>
+      <w:pPr>
+        <w:autoSpaceDE w:val="0"/>
+        <w:autoSpaceDN w:val="0"/>
+        <w:adjustRightInd w:val="0"/>
+        <w:rPr>
+          <w:b/>
+        </w:rPr>
+      </w:pPr>
+      <w:r>
+        <w:rPr>
+          <w:b/>
+        </w:rPr>
+        <w:t>Check List: &lt;Provide answers to the column Y/N or N/A &gt;:</w:t>
+      </w:r>
+    </w:p>
+    <w:p>
+      <w:pPr>
+        <w:autoSpaceDE w:val="0"/>
+        <w:autoSpaceDN w:val="0"/>
+        <w:adjustRightInd w:val="0"/>
         <w:rPr>
           <w:b/>
         </w:rPr>
@@ -1013,7 +1347,7 @@
     </w:p>
     <w:tbl>
       <w:tblPr>
-        <w:tblW w:w="9470" w:type="dxa"/>
+        <w:tblW w:w="9465" w:type="dxa"/>
         <w:tblInd w:w="-115" w:type="dxa"/>
         <w:tblBorders>
           <w:top w:val="single" w:sz="4" w:space="0" w:color="000000"/>
@@ -1028,17 +1362,27 @@
       </w:tblPr>
       <w:tblGrid>
         <w:gridCol w:w="542"/>
-        <w:gridCol w:w="5508"/>
-        <w:gridCol w:w="2070"/>
-        <w:gridCol w:w="1350"/>
+        <w:gridCol w:w="5505"/>
+        <w:gridCol w:w="2069"/>
+        <w:gridCol w:w="1349"/>
       </w:tblGrid>
       <w:tr>
         <w:tc>
           <w:tcPr>
             <w:tcW w:w="542" w:type="dxa"/>
-          </w:tcPr>
-          <w:p>
-            <w:pPr>
+            <w:tcBorders>
+              <w:top w:val="single" w:sz="4" w:space="0" w:color="000000"/>
+              <w:left w:val="single" w:sz="4" w:space="0" w:color="000000"/>
+              <w:bottom w:val="single" w:sz="4" w:space="0" w:color="000000"/>
+              <w:right w:val="single" w:sz="4" w:space="0" w:color="000000"/>
+            </w:tcBorders>
+            <w:hideMark/>
+          </w:tcPr>
+          <w:p>
+            <w:pPr>
+              <w:autoSpaceDE w:val="0"/>
+              <w:autoSpaceDN w:val="0"/>
+              <w:adjustRightInd w:val="0"/>
               <w:rPr>
                 <w:b/>
               </w:rPr>
@@ -1054,9 +1398,18 @@
         <w:tc>
           <w:tcPr>
             <w:tcW w:w="5508" w:type="dxa"/>
-          </w:tcPr>
-          <w:p>
-            <w:pPr>
+            <w:tcBorders>
+              <w:top w:val="single" w:sz="4" w:space="0" w:color="000000"/>
+              <w:left w:val="single" w:sz="4" w:space="0" w:color="000000"/>
+              <w:bottom w:val="single" w:sz="4" w:space="0" w:color="000000"/>
+              <w:right w:val="single" w:sz="4" w:space="0" w:color="000000"/>
+            </w:tcBorders>
+          </w:tcPr>
+          <w:p>
+            <w:pPr>
+              <w:autoSpaceDE w:val="0"/>
+              <w:autoSpaceDN w:val="0"/>
+              <w:adjustRightInd w:val="0"/>
               <w:rPr>
                 <w:b/>
               </w:rPr>
@@ -1066,9 +1419,19 @@
         <w:tc>
           <w:tcPr>
             <w:tcW w:w="2070" w:type="dxa"/>
-          </w:tcPr>
-          <w:p>
-            <w:pPr>
+            <w:tcBorders>
+              <w:top w:val="single" w:sz="4" w:space="0" w:color="000000"/>
+              <w:left w:val="single" w:sz="4" w:space="0" w:color="000000"/>
+              <w:bottom w:val="single" w:sz="4" w:space="0" w:color="000000"/>
+              <w:right w:val="single" w:sz="4" w:space="0" w:color="000000"/>
+            </w:tcBorders>
+            <w:hideMark/>
+          </w:tcPr>
+          <w:p>
+            <w:pPr>
+              <w:autoSpaceDE w:val="0"/>
+              <w:autoSpaceDN w:val="0"/>
+              <w:adjustRightInd w:val="0"/>
               <w:rPr>
                 <w:b/>
               </w:rPr>
@@ -1084,9 +1447,19 @@
         <w:tc>
           <w:tcPr>
             <w:tcW w:w="1350" w:type="dxa"/>
-          </w:tcPr>
-          <w:p>
-            <w:pPr>
+            <w:tcBorders>
+              <w:top w:val="single" w:sz="4" w:space="0" w:color="000000"/>
+              <w:left w:val="single" w:sz="4" w:space="0" w:color="000000"/>
+              <w:bottom w:val="single" w:sz="4" w:space="0" w:color="000000"/>
+              <w:right w:val="single" w:sz="4" w:space="0" w:color="000000"/>
+            </w:tcBorders>
+            <w:hideMark/>
+          </w:tcPr>
+          <w:p>
+            <w:pPr>
+              <w:autoSpaceDE w:val="0"/>
+              <w:autoSpaceDN w:val="0"/>
+              <w:adjustRightInd w:val="0"/>
               <w:rPr>
                 <w:b/>
               </w:rPr>
@@ -1104,16 +1477,22 @@
         <w:tc>
           <w:tcPr>
             <w:tcW w:w="542" w:type="dxa"/>
-          </w:tcPr>
-          <w:p>
-            <w:pPr>
-              <w:widowControl w:val="0"/>
+            <w:tcBorders>
+              <w:top w:val="single" w:sz="4" w:space="0" w:color="000000"/>
+              <w:left w:val="single" w:sz="4" w:space="0" w:color="000000"/>
+              <w:bottom w:val="single" w:sz="4" w:space="0" w:color="000000"/>
+              <w:right w:val="single" w:sz="4" w:space="0" w:color="000000"/>
+            </w:tcBorders>
+          </w:tcPr>
+          <w:p>
+            <w:pPr>
               <w:numPr>
                 <w:ilvl w:val="0"/>
-                <w:numId w:val="9"/>
+                <w:numId w:val="16"/>
               </w:numPr>
-              <w:ind w:hanging="360"/>
-              <w:contextualSpacing/>
+              <w:autoSpaceDE w:val="0"/>
+              <w:autoSpaceDN w:val="0"/>
+              <w:adjustRightInd w:val="0"/>
               <w:rPr>
                 <w:b/>
               </w:rPr>
@@ -1123,11 +1502,20 @@
         <w:tc>
           <w:tcPr>
             <w:tcW w:w="5508" w:type="dxa"/>
-          </w:tcPr>
-          <w:p>
-            <w:pPr>
-              <w:rPr>
-                <w:rFonts w:ascii="Verdana" w:eastAsia="Verdana" w:hAnsi="Verdana" w:cs="Verdana"/>
+            <w:tcBorders>
+              <w:top w:val="single" w:sz="4" w:space="0" w:color="000000"/>
+              <w:left w:val="single" w:sz="4" w:space="0" w:color="000000"/>
+              <w:bottom w:val="single" w:sz="4" w:space="0" w:color="000000"/>
+              <w:right w:val="single" w:sz="4" w:space="0" w:color="000000"/>
+            </w:tcBorders>
+            <w:hideMark/>
+          </w:tcPr>
+          <w:p>
+            <w:pPr>
+              <w:autoSpaceDE w:val="0"/>
+              <w:autoSpaceDN w:val="0"/>
+              <w:adjustRightInd w:val="0"/>
+              <w:rPr>
                 <w:b/>
               </w:rPr>
             </w:pPr>
@@ -1135,23 +1523,25 @@
               <w:rPr>
                 <w:b/>
               </w:rPr>
-              <w:t>Assignment files:</w:t>
+              <w:t xml:space="preserve">Assignment files: </w:t>
             </w:r>
-            <w:r>
-              <w:rPr>
-                <w:rFonts w:ascii="Verdana" w:eastAsia="Verdana" w:hAnsi="Verdana" w:cs="Verdana"/>
-                <w:b/>
-              </w:rPr>
-              <w:t xml:space="preserve"> </w:t>
-            </w:r>
           </w:p>
         </w:tc>
         <w:tc>
           <w:tcPr>
             <w:tcW w:w="2070" w:type="dxa"/>
-          </w:tcPr>
-          <w:p>
-            <w:pPr>
+            <w:tcBorders>
+              <w:top w:val="single" w:sz="4" w:space="0" w:color="000000"/>
+              <w:left w:val="single" w:sz="4" w:space="0" w:color="000000"/>
+              <w:bottom w:val="single" w:sz="4" w:space="0" w:color="000000"/>
+              <w:right w:val="single" w:sz="4" w:space="0" w:color="000000"/>
+            </w:tcBorders>
+          </w:tcPr>
+          <w:p>
+            <w:pPr>
+              <w:autoSpaceDE w:val="0"/>
+              <w:autoSpaceDN w:val="0"/>
+              <w:adjustRightInd w:val="0"/>
               <w:rPr>
                 <w:b/>
               </w:rPr>
@@ -1161,9 +1551,18 @@
         <w:tc>
           <w:tcPr>
             <w:tcW w:w="1350" w:type="dxa"/>
-          </w:tcPr>
-          <w:p>
-            <w:pPr>
+            <w:tcBorders>
+              <w:top w:val="single" w:sz="4" w:space="0" w:color="000000"/>
+              <w:left w:val="single" w:sz="4" w:space="0" w:color="000000"/>
+              <w:bottom w:val="single" w:sz="4" w:space="0" w:color="000000"/>
+              <w:right w:val="single" w:sz="4" w:space="0" w:color="000000"/>
+            </w:tcBorders>
+          </w:tcPr>
+          <w:p>
+            <w:pPr>
+              <w:autoSpaceDE w:val="0"/>
+              <w:autoSpaceDN w:val="0"/>
+              <w:adjustRightInd w:val="0"/>
               <w:rPr>
                 <w:b/>
               </w:rPr>
@@ -1175,9 +1574,18 @@
         <w:tc>
           <w:tcPr>
             <w:tcW w:w="542" w:type="dxa"/>
-          </w:tcPr>
-          <w:p>
-            <w:pPr>
+            <w:tcBorders>
+              <w:top w:val="single" w:sz="4" w:space="0" w:color="000000"/>
+              <w:left w:val="single" w:sz="4" w:space="0" w:color="000000"/>
+              <w:bottom w:val="single" w:sz="4" w:space="0" w:color="000000"/>
+              <w:right w:val="single" w:sz="4" w:space="0" w:color="000000"/>
+            </w:tcBorders>
+          </w:tcPr>
+          <w:p>
+            <w:pPr>
+              <w:autoSpaceDE w:val="0"/>
+              <w:autoSpaceDN w:val="0"/>
+              <w:adjustRightInd w:val="0"/>
               <w:rPr>
                 <w:b/>
               </w:rPr>
@@ -1187,69 +1595,78 @@
         <w:tc>
           <w:tcPr>
             <w:tcW w:w="5508" w:type="dxa"/>
-          </w:tcPr>
-          <w:p>
-            <w:pPr>
-              <w:pStyle w:val="ListParagraph"/>
+            <w:tcBorders>
+              <w:top w:val="single" w:sz="4" w:space="0" w:color="000000"/>
+              <w:left w:val="single" w:sz="4" w:space="0" w:color="000000"/>
+              <w:bottom w:val="single" w:sz="4" w:space="0" w:color="000000"/>
+              <w:right w:val="single" w:sz="4" w:space="0" w:color="000000"/>
+            </w:tcBorders>
+            <w:hideMark/>
+          </w:tcPr>
+          <w:p>
+            <w:pPr>
               <w:numPr>
                 <w:ilvl w:val="0"/>
-                <w:numId w:val="12"/>
+                <w:numId w:val="17"/>
               </w:numPr>
-              <w:rPr>
-                <w:rFonts w:eastAsia="Verdana"/>
+              <w:autoSpaceDE w:val="0"/>
+              <w:autoSpaceDN w:val="0"/>
+              <w:adjustRightInd w:val="0"/>
+              <w:rPr>
                 <w:b/>
               </w:rPr>
             </w:pPr>
             <w:r>
               <w:rPr>
-                <w:rFonts w:eastAsia="inherit"/>
-              </w:rPr>
-              <w:t>FirstInitialLastName</w:t>
+                <w:b/>
+              </w:rPr>
+              <w:t>FirstInitialLastName_Assignment0.docx/pdf</w:t>
             </w:r>
+          </w:p>
+        </w:tc>
+        <w:tc>
+          <w:tcPr>
+            <w:tcW w:w="2070" w:type="dxa"/>
+            <w:tcBorders>
+              <w:top w:val="single" w:sz="4" w:space="0" w:color="000000"/>
+              <w:left w:val="single" w:sz="4" w:space="0" w:color="000000"/>
+              <w:bottom w:val="single" w:sz="4" w:space="0" w:color="000000"/>
+              <w:right w:val="single" w:sz="4" w:space="0" w:color="000000"/>
+            </w:tcBorders>
+            <w:hideMark/>
+          </w:tcPr>
+          <w:p>
+            <w:pPr>
+              <w:autoSpaceDE w:val="0"/>
+              <w:autoSpaceDN w:val="0"/>
+              <w:adjustRightInd w:val="0"/>
+              <w:rPr>
+                <w:b/>
+              </w:rPr>
+            </w:pPr>
             <w:r>
               <w:rPr>
-                <w:rFonts w:eastAsia="inherit"/>
-              </w:rPr>
-              <w:t>_</w:t>
+                <w:b/>
+              </w:rPr>
+              <w:t>Yes or No</w:t>
             </w:r>
-            <w:r>
-              <w:rPr>
-                <w:rFonts w:eastAsia="inherit"/>
-              </w:rPr>
-              <w:t>Assignment</w:t>
-            </w:r>
-            <w:r>
-              <w:rPr>
-                <w:rFonts w:eastAsia="inherit"/>
-              </w:rPr>
-              <w:t>0.docx/pdf</w:t>
-            </w:r>
-          </w:p>
-        </w:tc>
-        <w:tc>
-          <w:tcPr>
-            <w:tcW w:w="2070" w:type="dxa"/>
-          </w:tcPr>
-          <w:p>
-            <w:pPr>
-              <w:rPr>
-                <w:b/>
-              </w:rPr>
-            </w:pPr>
-            <w:r>
-              <w:rPr>
-                <w:b/>
-              </w:rPr>
-              <w:t xml:space="preserve">Yes </w:t>
-            </w:r>
           </w:p>
         </w:tc>
         <w:tc>
           <w:tcPr>
             <w:tcW w:w="1350" w:type="dxa"/>
-          </w:tcPr>
-          <w:p>
-            <w:pPr>
+            <w:tcBorders>
+              <w:top w:val="single" w:sz="4" w:space="0" w:color="000000"/>
+              <w:left w:val="single" w:sz="4" w:space="0" w:color="000000"/>
+              <w:bottom w:val="single" w:sz="4" w:space="0" w:color="000000"/>
+              <w:right w:val="single" w:sz="4" w:space="0" w:color="000000"/>
+            </w:tcBorders>
+          </w:tcPr>
+          <w:p>
+            <w:pPr>
+              <w:autoSpaceDE w:val="0"/>
+              <w:autoSpaceDN w:val="0"/>
+              <w:adjustRightInd w:val="0"/>
               <w:rPr>
                 <w:b/>
               </w:rPr>
@@ -1261,9 +1678,18 @@
         <w:tc>
           <w:tcPr>
             <w:tcW w:w="542" w:type="dxa"/>
-          </w:tcPr>
-          <w:p>
-            <w:pPr>
+            <w:tcBorders>
+              <w:top w:val="single" w:sz="4" w:space="0" w:color="000000"/>
+              <w:left w:val="single" w:sz="4" w:space="0" w:color="000000"/>
+              <w:bottom w:val="single" w:sz="4" w:space="0" w:color="000000"/>
+              <w:right w:val="single" w:sz="4" w:space="0" w:color="000000"/>
+            </w:tcBorders>
+          </w:tcPr>
+          <w:p>
+            <w:pPr>
+              <w:autoSpaceDE w:val="0"/>
+              <w:autoSpaceDN w:val="0"/>
+              <w:adjustRightInd w:val="0"/>
               <w:rPr>
                 <w:b/>
               </w:rPr>
@@ -1273,21 +1699,30 @@
         <w:tc>
           <w:tcPr>
             <w:tcW w:w="5508" w:type="dxa"/>
-          </w:tcPr>
-          <w:p>
-            <w:pPr>
-              <w:pStyle w:val="ListParagraph"/>
+            <w:tcBorders>
+              <w:top w:val="single" w:sz="4" w:space="0" w:color="000000"/>
+              <w:left w:val="single" w:sz="4" w:space="0" w:color="000000"/>
+              <w:bottom w:val="single" w:sz="4" w:space="0" w:color="000000"/>
+              <w:right w:val="single" w:sz="4" w:space="0" w:color="000000"/>
+            </w:tcBorders>
+            <w:hideMark/>
+          </w:tcPr>
+          <w:p>
+            <w:pPr>
               <w:numPr>
                 <w:ilvl w:val="0"/>
-                <w:numId w:val="12"/>
+                <w:numId w:val="17"/>
               </w:numPr>
-              <w:rPr>
-                <w:rFonts w:eastAsia="inherit"/>
+              <w:autoSpaceDE w:val="0"/>
+              <w:autoSpaceDN w:val="0"/>
+              <w:adjustRightInd w:val="0"/>
+              <w:rPr>
+                <w:b/>
               </w:rPr>
             </w:pPr>
             <w:r>
               <w:rPr>
-                <w:rFonts w:eastAsia="inherit"/>
+                <w:b/>
               </w:rPr>
               <w:t>Source java files</w:t>
             </w:r>
@@ -1296,21 +1731,46 @@
         <w:tc>
           <w:tcPr>
             <w:tcW w:w="2070" w:type="dxa"/>
-          </w:tcPr>
-          <w:p>
-            <w:pPr>
-              <w:rPr>
-                <w:b/>
-              </w:rPr>
-            </w:pPr>
+            <w:tcBorders>
+              <w:top w:val="single" w:sz="4" w:space="0" w:color="000000"/>
+              <w:left w:val="single" w:sz="4" w:space="0" w:color="000000"/>
+              <w:bottom w:val="single" w:sz="4" w:space="0" w:color="000000"/>
+              <w:right w:val="single" w:sz="4" w:space="0" w:color="000000"/>
+            </w:tcBorders>
+            <w:hideMark/>
+          </w:tcPr>
+          <w:p>
+            <w:pPr>
+              <w:autoSpaceDE w:val="0"/>
+              <w:autoSpaceDN w:val="0"/>
+              <w:adjustRightInd w:val="0"/>
+              <w:rPr>
+                <w:b/>
+              </w:rPr>
+            </w:pPr>
+            <w:r>
+              <w:rPr>
+                <w:b/>
+              </w:rPr>
+              <w:t>Yes or No</w:t>
+            </w:r>
           </w:p>
         </w:tc>
         <w:tc>
           <w:tcPr>
             <w:tcW w:w="1350" w:type="dxa"/>
-          </w:tcPr>
-          <w:p>
-            <w:pPr>
+            <w:tcBorders>
+              <w:top w:val="single" w:sz="4" w:space="0" w:color="000000"/>
+              <w:left w:val="single" w:sz="4" w:space="0" w:color="000000"/>
+              <w:bottom w:val="single" w:sz="4" w:space="0" w:color="000000"/>
+              <w:right w:val="single" w:sz="4" w:space="0" w:color="000000"/>
+            </w:tcBorders>
+          </w:tcPr>
+          <w:p>
+            <w:pPr>
+              <w:autoSpaceDE w:val="0"/>
+              <w:autoSpaceDN w:val="0"/>
+              <w:adjustRightInd w:val="0"/>
               <w:rPr>
                 <w:b/>
               </w:rPr>
@@ -1322,16 +1782,22 @@
         <w:tc>
           <w:tcPr>
             <w:tcW w:w="542" w:type="dxa"/>
-          </w:tcPr>
-          <w:p>
-            <w:pPr>
-              <w:widowControl w:val="0"/>
+            <w:tcBorders>
+              <w:top w:val="single" w:sz="4" w:space="0" w:color="000000"/>
+              <w:left w:val="single" w:sz="4" w:space="0" w:color="000000"/>
+              <w:bottom w:val="single" w:sz="4" w:space="0" w:color="000000"/>
+              <w:right w:val="single" w:sz="4" w:space="0" w:color="000000"/>
+            </w:tcBorders>
+          </w:tcPr>
+          <w:p>
+            <w:pPr>
               <w:numPr>
                 <w:ilvl w:val="0"/>
-                <w:numId w:val="9"/>
+                <w:numId w:val="16"/>
               </w:numPr>
-              <w:ind w:hanging="360"/>
-              <w:contextualSpacing/>
+              <w:autoSpaceDE w:val="0"/>
+              <w:autoSpaceDN w:val="0"/>
+              <w:adjustRightInd w:val="0"/>
               <w:rPr>
                 <w:b/>
               </w:rPr>
@@ -1341,13 +1807,21 @@
         <w:tc>
           <w:tcPr>
             <w:tcW w:w="5508" w:type="dxa"/>
-          </w:tcPr>
-          <w:p>
-            <w:pPr>
-              <w:rPr>
-                <w:rFonts w:ascii="inherit" w:eastAsia="inherit" w:hAnsi="inherit" w:cs="inherit"/>
-                <w:sz w:val="20"/>
-                <w:szCs w:val="20"/>
+            <w:tcBorders>
+              <w:top w:val="single" w:sz="4" w:space="0" w:color="000000"/>
+              <w:left w:val="single" w:sz="4" w:space="0" w:color="000000"/>
+              <w:bottom w:val="single" w:sz="4" w:space="0" w:color="000000"/>
+              <w:right w:val="single" w:sz="4" w:space="0" w:color="000000"/>
+            </w:tcBorders>
+            <w:hideMark/>
+          </w:tcPr>
+          <w:p>
+            <w:pPr>
+              <w:autoSpaceDE w:val="0"/>
+              <w:autoSpaceDN w:val="0"/>
+              <w:adjustRightInd w:val="0"/>
+              <w:rPr>
+                <w:b/>
               </w:rPr>
             </w:pPr>
             <w:r>
@@ -1361,9 +1835,19 @@
         <w:tc>
           <w:tcPr>
             <w:tcW w:w="2070" w:type="dxa"/>
-          </w:tcPr>
-          <w:p>
-            <w:pPr>
+            <w:tcBorders>
+              <w:top w:val="single" w:sz="4" w:space="0" w:color="000000"/>
+              <w:left w:val="single" w:sz="4" w:space="0" w:color="000000"/>
+              <w:bottom w:val="single" w:sz="4" w:space="0" w:color="000000"/>
+              <w:right w:val="single" w:sz="4" w:space="0" w:color="000000"/>
+            </w:tcBorders>
+            <w:hideMark/>
+          </w:tcPr>
+          <w:p>
+            <w:pPr>
+              <w:autoSpaceDE w:val="0"/>
+              <w:autoSpaceDN w:val="0"/>
+              <w:adjustRightInd w:val="0"/>
               <w:rPr>
                 <w:b/>
               </w:rPr>
@@ -1372,16 +1856,25 @@
               <w:rPr>
                 <w:b/>
               </w:rPr>
-              <w:t>YEs</w:t>
+              <w:t>Yes or No</w:t>
             </w:r>
           </w:p>
         </w:tc>
         <w:tc>
           <w:tcPr>
             <w:tcW w:w="1350" w:type="dxa"/>
-          </w:tcPr>
-          <w:p>
-            <w:pPr>
+            <w:tcBorders>
+              <w:top w:val="single" w:sz="4" w:space="0" w:color="000000"/>
+              <w:left w:val="single" w:sz="4" w:space="0" w:color="000000"/>
+              <w:bottom w:val="single" w:sz="4" w:space="0" w:color="000000"/>
+              <w:right w:val="single" w:sz="4" w:space="0" w:color="000000"/>
+            </w:tcBorders>
+          </w:tcPr>
+          <w:p>
+            <w:pPr>
+              <w:autoSpaceDE w:val="0"/>
+              <w:autoSpaceDN w:val="0"/>
+              <w:adjustRightInd w:val="0"/>
               <w:rPr>
                 <w:b/>
               </w:rPr>
@@ -1393,16 +1886,22 @@
         <w:tc>
           <w:tcPr>
             <w:tcW w:w="542" w:type="dxa"/>
-          </w:tcPr>
-          <w:p>
-            <w:pPr>
-              <w:widowControl w:val="0"/>
+            <w:tcBorders>
+              <w:top w:val="single" w:sz="4" w:space="0" w:color="000000"/>
+              <w:left w:val="single" w:sz="4" w:space="0" w:color="000000"/>
+              <w:bottom w:val="single" w:sz="4" w:space="0" w:color="000000"/>
+              <w:right w:val="single" w:sz="4" w:space="0" w:color="000000"/>
+            </w:tcBorders>
+          </w:tcPr>
+          <w:p>
+            <w:pPr>
               <w:numPr>
                 <w:ilvl w:val="0"/>
-                <w:numId w:val="9"/>
+                <w:numId w:val="16"/>
               </w:numPr>
-              <w:ind w:hanging="360"/>
-              <w:contextualSpacing/>
+              <w:autoSpaceDE w:val="0"/>
+              <w:autoSpaceDN w:val="0"/>
+              <w:adjustRightInd w:val="0"/>
               <w:rPr>
                 <w:b/>
               </w:rPr>
@@ -1412,9 +1911,19 @@
         <w:tc>
           <w:tcPr>
             <w:tcW w:w="5508" w:type="dxa"/>
-          </w:tcPr>
-          <w:p>
-            <w:pPr>
+            <w:tcBorders>
+              <w:top w:val="single" w:sz="4" w:space="0" w:color="000000"/>
+              <w:left w:val="single" w:sz="4" w:space="0" w:color="000000"/>
+              <w:bottom w:val="single" w:sz="4" w:space="0" w:color="000000"/>
+              <w:right w:val="single" w:sz="4" w:space="0" w:color="000000"/>
+            </w:tcBorders>
+            <w:hideMark/>
+          </w:tcPr>
+          <w:p>
+            <w:pPr>
+              <w:autoSpaceDE w:val="0"/>
+              <w:autoSpaceDN w:val="0"/>
+              <w:adjustRightInd w:val="0"/>
               <w:rPr>
                 <w:b/>
               </w:rPr>
@@ -1430,9 +1939,19 @@
         <w:tc>
           <w:tcPr>
             <w:tcW w:w="2070" w:type="dxa"/>
-          </w:tcPr>
-          <w:p>
-            <w:pPr>
+            <w:tcBorders>
+              <w:top w:val="single" w:sz="4" w:space="0" w:color="000000"/>
+              <w:left w:val="single" w:sz="4" w:space="0" w:color="000000"/>
+              <w:bottom w:val="single" w:sz="4" w:space="0" w:color="000000"/>
+              <w:right w:val="single" w:sz="4" w:space="0" w:color="000000"/>
+            </w:tcBorders>
+            <w:hideMark/>
+          </w:tcPr>
+          <w:p>
+            <w:pPr>
+              <w:autoSpaceDE w:val="0"/>
+              <w:autoSpaceDN w:val="0"/>
+              <w:adjustRightInd w:val="0"/>
               <w:rPr>
                 <w:b/>
               </w:rPr>
@@ -1441,16 +1960,25 @@
               <w:rPr>
                 <w:b/>
               </w:rPr>
-              <w:t>Yes</w:t>
+              <w:t>Yes or No</w:t>
             </w:r>
           </w:p>
         </w:tc>
         <w:tc>
           <w:tcPr>
             <w:tcW w:w="1350" w:type="dxa"/>
-          </w:tcPr>
-          <w:p>
-            <w:pPr>
+            <w:tcBorders>
+              <w:top w:val="single" w:sz="4" w:space="0" w:color="000000"/>
+              <w:left w:val="single" w:sz="4" w:space="0" w:color="000000"/>
+              <w:bottom w:val="single" w:sz="4" w:space="0" w:color="000000"/>
+              <w:right w:val="single" w:sz="4" w:space="0" w:color="000000"/>
+            </w:tcBorders>
+          </w:tcPr>
+          <w:p>
+            <w:pPr>
+              <w:autoSpaceDE w:val="0"/>
+              <w:autoSpaceDN w:val="0"/>
+              <w:adjustRightInd w:val="0"/>
               <w:rPr>
                 <w:b/>
               </w:rPr>
@@ -1462,16 +1990,22 @@
         <w:tc>
           <w:tcPr>
             <w:tcW w:w="542" w:type="dxa"/>
-          </w:tcPr>
-          <w:p>
-            <w:pPr>
-              <w:widowControl w:val="0"/>
+            <w:tcBorders>
+              <w:top w:val="single" w:sz="4" w:space="0" w:color="000000"/>
+              <w:left w:val="single" w:sz="4" w:space="0" w:color="000000"/>
+              <w:bottom w:val="single" w:sz="4" w:space="0" w:color="000000"/>
+              <w:right w:val="single" w:sz="4" w:space="0" w:color="000000"/>
+            </w:tcBorders>
+          </w:tcPr>
+          <w:p>
+            <w:pPr>
               <w:numPr>
                 <w:ilvl w:val="0"/>
-                <w:numId w:val="9"/>
+                <w:numId w:val="16"/>
               </w:numPr>
-              <w:ind w:hanging="360"/>
-              <w:contextualSpacing/>
+              <w:autoSpaceDE w:val="0"/>
+              <w:autoSpaceDN w:val="0"/>
+              <w:adjustRightInd w:val="0"/>
               <w:rPr>
                 <w:b/>
               </w:rPr>
@@ -1481,9 +2015,19 @@
         <w:tc>
           <w:tcPr>
             <w:tcW w:w="5508" w:type="dxa"/>
-          </w:tcPr>
-          <w:p>
-            <w:pPr>
+            <w:tcBorders>
+              <w:top w:val="single" w:sz="4" w:space="0" w:color="000000"/>
+              <w:left w:val="single" w:sz="4" w:space="0" w:color="000000"/>
+              <w:bottom w:val="single" w:sz="4" w:space="0" w:color="000000"/>
+              <w:right w:val="single" w:sz="4" w:space="0" w:color="000000"/>
+            </w:tcBorders>
+            <w:hideMark/>
+          </w:tcPr>
+          <w:p>
+            <w:pPr>
+              <w:autoSpaceDE w:val="0"/>
+              <w:autoSpaceDN w:val="0"/>
+              <w:adjustRightInd w:val="0"/>
               <w:rPr>
                 <w:b/>
               </w:rPr>
@@ -1492,22 +2036,25 @@
               <w:rPr>
                 <w:b/>
               </w:rPr>
-              <w:t>Documentation file:</w:t>
+              <w:t>Documentation file: Screenshots of</w:t>
             </w:r>
-            <w:r>
-              <w:rPr>
-                <w:b/>
-              </w:rPr>
-              <w:t xml:space="preserve"> Screenshots of</w:t>
-            </w:r>
           </w:p>
         </w:tc>
         <w:tc>
           <w:tcPr>
             <w:tcW w:w="2070" w:type="dxa"/>
-          </w:tcPr>
-          <w:p>
-            <w:pPr>
+            <w:tcBorders>
+              <w:top w:val="single" w:sz="4" w:space="0" w:color="000000"/>
+              <w:left w:val="single" w:sz="4" w:space="0" w:color="000000"/>
+              <w:bottom w:val="single" w:sz="4" w:space="0" w:color="000000"/>
+              <w:right w:val="single" w:sz="4" w:space="0" w:color="000000"/>
+            </w:tcBorders>
+          </w:tcPr>
+          <w:p>
+            <w:pPr>
+              <w:autoSpaceDE w:val="0"/>
+              <w:autoSpaceDN w:val="0"/>
+              <w:adjustRightInd w:val="0"/>
               <w:rPr>
                 <w:b/>
               </w:rPr>
@@ -1517,9 +2064,18 @@
         <w:tc>
           <w:tcPr>
             <w:tcW w:w="1350" w:type="dxa"/>
-          </w:tcPr>
-          <w:p>
-            <w:pPr>
+            <w:tcBorders>
+              <w:top w:val="single" w:sz="4" w:space="0" w:color="000000"/>
+              <w:left w:val="single" w:sz="4" w:space="0" w:color="000000"/>
+              <w:bottom w:val="single" w:sz="4" w:space="0" w:color="000000"/>
+              <w:right w:val="single" w:sz="4" w:space="0" w:color="000000"/>
+            </w:tcBorders>
+          </w:tcPr>
+          <w:p>
+            <w:pPr>
+              <w:autoSpaceDE w:val="0"/>
+              <w:autoSpaceDN w:val="0"/>
+              <w:adjustRightInd w:val="0"/>
               <w:rPr>
                 <w:b/>
               </w:rPr>
@@ -1531,9 +2087,18 @@
         <w:tc>
           <w:tcPr>
             <w:tcW w:w="542" w:type="dxa"/>
-          </w:tcPr>
-          <w:p>
-            <w:pPr>
+            <w:tcBorders>
+              <w:top w:val="single" w:sz="4" w:space="0" w:color="000000"/>
+              <w:left w:val="single" w:sz="4" w:space="0" w:color="000000"/>
+              <w:bottom w:val="single" w:sz="4" w:space="0" w:color="000000"/>
+              <w:right w:val="single" w:sz="4" w:space="0" w:color="000000"/>
+            </w:tcBorders>
+          </w:tcPr>
+          <w:p>
+            <w:pPr>
+              <w:autoSpaceDE w:val="0"/>
+              <w:autoSpaceDN w:val="0"/>
+              <w:adjustRightInd w:val="0"/>
               <w:rPr>
                 <w:b/>
               </w:rPr>
@@ -1543,20 +2108,31 @@
         <w:tc>
           <w:tcPr>
             <w:tcW w:w="5508" w:type="dxa"/>
-          </w:tcPr>
-          <w:p>
-            <w:pPr>
-              <w:pStyle w:val="ListParagraph"/>
+            <w:tcBorders>
+              <w:top w:val="single" w:sz="4" w:space="0" w:color="000000"/>
+              <w:left w:val="single" w:sz="4" w:space="0" w:color="000000"/>
+              <w:bottom w:val="single" w:sz="4" w:space="0" w:color="000000"/>
+              <w:right w:val="single" w:sz="4" w:space="0" w:color="000000"/>
+            </w:tcBorders>
+            <w:hideMark/>
+          </w:tcPr>
+          <w:p>
+            <w:pPr>
               <w:numPr>
                 <w:ilvl w:val="0"/>
-                <w:numId w:val="11"/>
+                <w:numId w:val="18"/>
               </w:numPr>
-              <w:rPr>
+              <w:autoSpaceDE w:val="0"/>
+              <w:autoSpaceDN w:val="0"/>
+              <w:adjustRightInd w:val="0"/>
+              <w:rPr>
+                <w:b/>
                 <w:bCs/>
               </w:rPr>
             </w:pPr>
             <w:r>
               <w:rPr>
+                <w:b/>
                 <w:bCs/>
               </w:rPr>
               <w:t>Part1: Setup GitHub</w:t>
@@ -1566,9 +2142,19 @@
         <w:tc>
           <w:tcPr>
             <w:tcW w:w="2070" w:type="dxa"/>
-          </w:tcPr>
-          <w:p>
-            <w:pPr>
+            <w:tcBorders>
+              <w:top w:val="single" w:sz="4" w:space="0" w:color="000000"/>
+              <w:left w:val="single" w:sz="4" w:space="0" w:color="000000"/>
+              <w:bottom w:val="single" w:sz="4" w:space="0" w:color="000000"/>
+              <w:right w:val="single" w:sz="4" w:space="0" w:color="000000"/>
+            </w:tcBorders>
+            <w:hideMark/>
+          </w:tcPr>
+          <w:p>
+            <w:pPr>
+              <w:autoSpaceDE w:val="0"/>
+              <w:autoSpaceDN w:val="0"/>
+              <w:adjustRightInd w:val="0"/>
               <w:rPr>
                 <w:b/>
               </w:rPr>
@@ -1577,22 +2163,25 @@
               <w:rPr>
                 <w:b/>
               </w:rPr>
-              <w:t>Yes</w:t>
+              <w:t xml:space="preserve">Yes or No </w:t>
             </w:r>
-            <w:r>
-              <w:rPr>
-                <w:b/>
-              </w:rPr>
-              <w:t xml:space="preserve"> </w:t>
-            </w:r>
           </w:p>
         </w:tc>
         <w:tc>
           <w:tcPr>
             <w:tcW w:w="1350" w:type="dxa"/>
-          </w:tcPr>
-          <w:p>
-            <w:pPr>
+            <w:tcBorders>
+              <w:top w:val="single" w:sz="4" w:space="0" w:color="000000"/>
+              <w:left w:val="single" w:sz="4" w:space="0" w:color="000000"/>
+              <w:bottom w:val="single" w:sz="4" w:space="0" w:color="000000"/>
+              <w:right w:val="single" w:sz="4" w:space="0" w:color="000000"/>
+            </w:tcBorders>
+          </w:tcPr>
+          <w:p>
+            <w:pPr>
+              <w:autoSpaceDE w:val="0"/>
+              <w:autoSpaceDN w:val="0"/>
+              <w:adjustRightInd w:val="0"/>
               <w:rPr>
                 <w:b/>
               </w:rPr>
@@ -1604,9 +2193,18 @@
         <w:tc>
           <w:tcPr>
             <w:tcW w:w="542" w:type="dxa"/>
-          </w:tcPr>
-          <w:p>
-            <w:pPr>
+            <w:tcBorders>
+              <w:top w:val="single" w:sz="4" w:space="0" w:color="000000"/>
+              <w:left w:val="single" w:sz="4" w:space="0" w:color="000000"/>
+              <w:bottom w:val="single" w:sz="4" w:space="0" w:color="000000"/>
+              <w:right w:val="single" w:sz="4" w:space="0" w:color="000000"/>
+            </w:tcBorders>
+          </w:tcPr>
+          <w:p>
+            <w:pPr>
+              <w:autoSpaceDE w:val="0"/>
+              <w:autoSpaceDN w:val="0"/>
+              <w:adjustRightInd w:val="0"/>
               <w:rPr>
                 <w:b/>
               </w:rPr>
@@ -1616,20 +2214,31 @@
         <w:tc>
           <w:tcPr>
             <w:tcW w:w="5508" w:type="dxa"/>
-          </w:tcPr>
-          <w:p>
-            <w:pPr>
-              <w:pStyle w:val="ListParagraph"/>
+            <w:tcBorders>
+              <w:top w:val="single" w:sz="4" w:space="0" w:color="000000"/>
+              <w:left w:val="single" w:sz="4" w:space="0" w:color="000000"/>
+              <w:bottom w:val="single" w:sz="4" w:space="0" w:color="000000"/>
+              <w:right w:val="single" w:sz="4" w:space="0" w:color="000000"/>
+            </w:tcBorders>
+            <w:hideMark/>
+          </w:tcPr>
+          <w:p>
+            <w:pPr>
               <w:numPr>
                 <w:ilvl w:val="0"/>
-                <w:numId w:val="11"/>
+                <w:numId w:val="18"/>
               </w:numPr>
-              <w:rPr>
+              <w:autoSpaceDE w:val="0"/>
+              <w:autoSpaceDN w:val="0"/>
+              <w:adjustRightInd w:val="0"/>
+              <w:rPr>
+                <w:b/>
                 <w:bCs/>
               </w:rPr>
             </w:pPr>
             <w:r>
               <w:rPr>
+                <w:b/>
                 <w:bCs/>
               </w:rPr>
               <w:t>Part 2 -Install JDK, Test java Application from Command Line</w:t>
@@ -1639,9 +2248,19 @@
         <w:tc>
           <w:tcPr>
             <w:tcW w:w="2070" w:type="dxa"/>
-          </w:tcPr>
-          <w:p>
-            <w:pPr>
+            <w:tcBorders>
+              <w:top w:val="single" w:sz="4" w:space="0" w:color="000000"/>
+              <w:left w:val="single" w:sz="4" w:space="0" w:color="000000"/>
+              <w:bottom w:val="single" w:sz="4" w:space="0" w:color="000000"/>
+              <w:right w:val="single" w:sz="4" w:space="0" w:color="000000"/>
+            </w:tcBorders>
+            <w:hideMark/>
+          </w:tcPr>
+          <w:p>
+            <w:pPr>
+              <w:autoSpaceDE w:val="0"/>
+              <w:autoSpaceDN w:val="0"/>
+              <w:adjustRightInd w:val="0"/>
               <w:rPr>
                 <w:b/>
               </w:rPr>
@@ -1650,16 +2269,25 @@
               <w:rPr>
                 <w:b/>
               </w:rPr>
-              <w:t>YEs</w:t>
+              <w:t>Yes or No</w:t>
             </w:r>
           </w:p>
         </w:tc>
         <w:tc>
           <w:tcPr>
             <w:tcW w:w="1350" w:type="dxa"/>
-          </w:tcPr>
-          <w:p>
-            <w:pPr>
+            <w:tcBorders>
+              <w:top w:val="single" w:sz="4" w:space="0" w:color="000000"/>
+              <w:left w:val="single" w:sz="4" w:space="0" w:color="000000"/>
+              <w:bottom w:val="single" w:sz="4" w:space="0" w:color="000000"/>
+              <w:right w:val="single" w:sz="4" w:space="0" w:color="000000"/>
+            </w:tcBorders>
+          </w:tcPr>
+          <w:p>
+            <w:pPr>
+              <w:autoSpaceDE w:val="0"/>
+              <w:autoSpaceDN w:val="0"/>
+              <w:adjustRightInd w:val="0"/>
               <w:rPr>
                 <w:b/>
               </w:rPr>
@@ -1671,9 +2299,18 @@
         <w:tc>
           <w:tcPr>
             <w:tcW w:w="542" w:type="dxa"/>
-          </w:tcPr>
-          <w:p>
-            <w:pPr>
+            <w:tcBorders>
+              <w:top w:val="single" w:sz="4" w:space="0" w:color="000000"/>
+              <w:left w:val="single" w:sz="4" w:space="0" w:color="000000"/>
+              <w:bottom w:val="single" w:sz="4" w:space="0" w:color="000000"/>
+              <w:right w:val="single" w:sz="4" w:space="0" w:color="000000"/>
+            </w:tcBorders>
+          </w:tcPr>
+          <w:p>
+            <w:pPr>
+              <w:autoSpaceDE w:val="0"/>
+              <w:autoSpaceDN w:val="0"/>
+              <w:adjustRightInd w:val="0"/>
               <w:rPr>
                 <w:b/>
               </w:rPr>
@@ -1683,20 +2320,31 @@
         <w:tc>
           <w:tcPr>
             <w:tcW w:w="5508" w:type="dxa"/>
-          </w:tcPr>
-          <w:p>
-            <w:pPr>
-              <w:pStyle w:val="ListParagraph"/>
+            <w:tcBorders>
+              <w:top w:val="single" w:sz="4" w:space="0" w:color="000000"/>
+              <w:left w:val="single" w:sz="4" w:space="0" w:color="000000"/>
+              <w:bottom w:val="single" w:sz="4" w:space="0" w:color="000000"/>
+              <w:right w:val="single" w:sz="4" w:space="0" w:color="000000"/>
+            </w:tcBorders>
+            <w:hideMark/>
+          </w:tcPr>
+          <w:p>
+            <w:pPr>
               <w:numPr>
                 <w:ilvl w:val="0"/>
-                <w:numId w:val="11"/>
+                <w:numId w:val="18"/>
               </w:numPr>
-              <w:rPr>
+              <w:autoSpaceDE w:val="0"/>
+              <w:autoSpaceDN w:val="0"/>
+              <w:adjustRightInd w:val="0"/>
+              <w:rPr>
+                <w:b/>
                 <w:bCs/>
               </w:rPr>
             </w:pPr>
             <w:r>
               <w:rPr>
+                <w:b/>
                 <w:bCs/>
               </w:rPr>
               <w:t>Part 3 - Install Eclipse, Test Eclipse Java Application</w:t>
@@ -1706,9 +2354,19 @@
         <w:tc>
           <w:tcPr>
             <w:tcW w:w="2070" w:type="dxa"/>
-          </w:tcPr>
-          <w:p>
-            <w:pPr>
+            <w:tcBorders>
+              <w:top w:val="single" w:sz="4" w:space="0" w:color="000000"/>
+              <w:left w:val="single" w:sz="4" w:space="0" w:color="000000"/>
+              <w:bottom w:val="single" w:sz="4" w:space="0" w:color="000000"/>
+              <w:right w:val="single" w:sz="4" w:space="0" w:color="000000"/>
+            </w:tcBorders>
+            <w:hideMark/>
+          </w:tcPr>
+          <w:p>
+            <w:pPr>
+              <w:autoSpaceDE w:val="0"/>
+              <w:autoSpaceDN w:val="0"/>
+              <w:adjustRightInd w:val="0"/>
               <w:rPr>
                 <w:b/>
               </w:rPr>
@@ -1717,16 +2375,25 @@
               <w:rPr>
                 <w:b/>
               </w:rPr>
-              <w:t>Yes</w:t>
+              <w:t>Yes or No or N/A</w:t>
             </w:r>
           </w:p>
         </w:tc>
         <w:tc>
           <w:tcPr>
             <w:tcW w:w="1350" w:type="dxa"/>
-          </w:tcPr>
-          <w:p>
-            <w:pPr>
+            <w:tcBorders>
+              <w:top w:val="single" w:sz="4" w:space="0" w:color="000000"/>
+              <w:left w:val="single" w:sz="4" w:space="0" w:color="000000"/>
+              <w:bottom w:val="single" w:sz="4" w:space="0" w:color="000000"/>
+              <w:right w:val="single" w:sz="4" w:space="0" w:color="000000"/>
+            </w:tcBorders>
+          </w:tcPr>
+          <w:p>
+            <w:pPr>
+              <w:autoSpaceDE w:val="0"/>
+              <w:autoSpaceDN w:val="0"/>
+              <w:adjustRightInd w:val="0"/>
               <w:rPr>
                 <w:b/>
               </w:rPr>
@@ -1738,9 +2405,18 @@
         <w:tc>
           <w:tcPr>
             <w:tcW w:w="542" w:type="dxa"/>
-          </w:tcPr>
-          <w:p>
-            <w:pPr>
+            <w:tcBorders>
+              <w:top w:val="single" w:sz="4" w:space="0" w:color="000000"/>
+              <w:left w:val="single" w:sz="4" w:space="0" w:color="000000"/>
+              <w:bottom w:val="single" w:sz="4" w:space="0" w:color="000000"/>
+              <w:right w:val="single" w:sz="4" w:space="0" w:color="000000"/>
+            </w:tcBorders>
+          </w:tcPr>
+          <w:p>
+            <w:pPr>
+              <w:autoSpaceDE w:val="0"/>
+              <w:autoSpaceDN w:val="0"/>
+              <w:adjustRightInd w:val="0"/>
               <w:rPr>
                 <w:b/>
               </w:rPr>
@@ -1750,20 +2426,31 @@
         <w:tc>
           <w:tcPr>
             <w:tcW w:w="5508" w:type="dxa"/>
-          </w:tcPr>
-          <w:p>
-            <w:pPr>
-              <w:pStyle w:val="ListParagraph"/>
+            <w:tcBorders>
+              <w:top w:val="single" w:sz="4" w:space="0" w:color="000000"/>
+              <w:left w:val="single" w:sz="4" w:space="0" w:color="000000"/>
+              <w:bottom w:val="single" w:sz="4" w:space="0" w:color="000000"/>
+              <w:right w:val="single" w:sz="4" w:space="0" w:color="000000"/>
+            </w:tcBorders>
+            <w:hideMark/>
+          </w:tcPr>
+          <w:p>
+            <w:pPr>
               <w:numPr>
                 <w:ilvl w:val="0"/>
-                <w:numId w:val="11"/>
+                <w:numId w:val="18"/>
               </w:numPr>
-              <w:rPr>
+              <w:autoSpaceDE w:val="0"/>
+              <w:autoSpaceDN w:val="0"/>
+              <w:adjustRightInd w:val="0"/>
+              <w:rPr>
+                <w:b/>
                 <w:bCs/>
               </w:rPr>
             </w:pPr>
             <w:r>
               <w:rPr>
+                <w:b/>
                 <w:bCs/>
               </w:rPr>
               <w:t>Part 4 - Install, Setup, Test Junit Program</w:t>
@@ -1773,9 +2460,19 @@
         <w:tc>
           <w:tcPr>
             <w:tcW w:w="2070" w:type="dxa"/>
-          </w:tcPr>
-          <w:p>
-            <w:pPr>
+            <w:tcBorders>
+              <w:top w:val="single" w:sz="4" w:space="0" w:color="000000"/>
+              <w:left w:val="single" w:sz="4" w:space="0" w:color="000000"/>
+              <w:bottom w:val="single" w:sz="4" w:space="0" w:color="000000"/>
+              <w:right w:val="single" w:sz="4" w:space="0" w:color="000000"/>
+            </w:tcBorders>
+            <w:hideMark/>
+          </w:tcPr>
+          <w:p>
+            <w:pPr>
+              <w:autoSpaceDE w:val="0"/>
+              <w:autoSpaceDN w:val="0"/>
+              <w:adjustRightInd w:val="0"/>
               <w:rPr>
                 <w:b/>
               </w:rPr>
@@ -1784,16 +2481,25 @@
               <w:rPr>
                 <w:b/>
               </w:rPr>
-              <w:t>Yes</w:t>
+              <w:t>Yes or No or N/A</w:t>
             </w:r>
           </w:p>
         </w:tc>
         <w:tc>
           <w:tcPr>
             <w:tcW w:w="1350" w:type="dxa"/>
-          </w:tcPr>
-          <w:p>
-            <w:pPr>
+            <w:tcBorders>
+              <w:top w:val="single" w:sz="4" w:space="0" w:color="000000"/>
+              <w:left w:val="single" w:sz="4" w:space="0" w:color="000000"/>
+              <w:bottom w:val="single" w:sz="4" w:space="0" w:color="000000"/>
+              <w:right w:val="single" w:sz="4" w:space="0" w:color="000000"/>
+            </w:tcBorders>
+          </w:tcPr>
+          <w:p>
+            <w:pPr>
+              <w:autoSpaceDE w:val="0"/>
+              <w:autoSpaceDN w:val="0"/>
+              <w:adjustRightInd w:val="0"/>
               <w:rPr>
                 <w:b/>
               </w:rPr>
@@ -1805,11 +2511,19 @@
         <w:tc>
           <w:tcPr>
             <w:tcW w:w="542" w:type="dxa"/>
-          </w:tcPr>
-          <w:p>
-            <w:pPr>
-              <w:rPr>
-                <w:rFonts w:ascii="Verdana" w:eastAsia="Verdana" w:hAnsi="Verdana" w:cs="Verdana"/>
+            <w:tcBorders>
+              <w:top w:val="single" w:sz="4" w:space="0" w:color="000000"/>
+              <w:left w:val="single" w:sz="4" w:space="0" w:color="000000"/>
+              <w:bottom w:val="single" w:sz="4" w:space="0" w:color="000000"/>
+              <w:right w:val="single" w:sz="4" w:space="0" w:color="000000"/>
+            </w:tcBorders>
+          </w:tcPr>
+          <w:p>
+            <w:pPr>
+              <w:autoSpaceDE w:val="0"/>
+              <w:autoSpaceDN w:val="0"/>
+              <w:adjustRightInd w:val="0"/>
+              <w:rPr>
                 <w:b/>
               </w:rPr>
             </w:pPr>
@@ -1818,20 +2532,31 @@
         <w:tc>
           <w:tcPr>
             <w:tcW w:w="5508" w:type="dxa"/>
-          </w:tcPr>
-          <w:p>
-            <w:pPr>
-              <w:pStyle w:val="ListParagraph"/>
+            <w:tcBorders>
+              <w:top w:val="single" w:sz="4" w:space="0" w:color="000000"/>
+              <w:left w:val="single" w:sz="4" w:space="0" w:color="000000"/>
+              <w:bottom w:val="single" w:sz="4" w:space="0" w:color="000000"/>
+              <w:right w:val="single" w:sz="4" w:space="0" w:color="000000"/>
+            </w:tcBorders>
+            <w:hideMark/>
+          </w:tcPr>
+          <w:p>
+            <w:pPr>
               <w:numPr>
                 <w:ilvl w:val="0"/>
-                <w:numId w:val="11"/>
+                <w:numId w:val="18"/>
               </w:numPr>
-              <w:rPr>
+              <w:autoSpaceDE w:val="0"/>
+              <w:autoSpaceDN w:val="0"/>
+              <w:adjustRightInd w:val="0"/>
+              <w:rPr>
+                <w:b/>
                 <w:bCs/>
               </w:rPr>
             </w:pPr>
             <w:r>
               <w:rPr>
+                <w:b/>
                 <w:bCs/>
               </w:rPr>
               <w:t>Part 5 - Install, Setup, and Test JavaFX Application. </w:t>
@@ -1841,11 +2566,20 @@
         <w:tc>
           <w:tcPr>
             <w:tcW w:w="2070" w:type="dxa"/>
-          </w:tcPr>
-          <w:p>
-            <w:pPr>
-              <w:rPr>
-                <w:rFonts w:ascii="Verdana" w:eastAsia="Verdana" w:hAnsi="Verdana" w:cs="Verdana"/>
+            <w:tcBorders>
+              <w:top w:val="single" w:sz="4" w:space="0" w:color="000000"/>
+              <w:left w:val="single" w:sz="4" w:space="0" w:color="000000"/>
+              <w:bottom w:val="single" w:sz="4" w:space="0" w:color="000000"/>
+              <w:right w:val="single" w:sz="4" w:space="0" w:color="000000"/>
+            </w:tcBorders>
+            <w:hideMark/>
+          </w:tcPr>
+          <w:p>
+            <w:pPr>
+              <w:autoSpaceDE w:val="0"/>
+              <w:autoSpaceDN w:val="0"/>
+              <w:adjustRightInd w:val="0"/>
+              <w:rPr>
                 <w:b/>
               </w:rPr>
             </w:pPr>
@@ -1853,18 +2587,26 @@
               <w:rPr>
                 <w:b/>
               </w:rPr>
-              <w:t>Yes</w:t>
+              <w:t>Yes or No or N/A</w:t>
             </w:r>
           </w:p>
         </w:tc>
         <w:tc>
           <w:tcPr>
             <w:tcW w:w="1350" w:type="dxa"/>
-          </w:tcPr>
-          <w:p>
-            <w:pPr>
-              <w:rPr>
-                <w:rFonts w:ascii="Verdana" w:eastAsia="Verdana" w:hAnsi="Verdana" w:cs="Verdana"/>
+            <w:tcBorders>
+              <w:top w:val="single" w:sz="4" w:space="0" w:color="000000"/>
+              <w:left w:val="single" w:sz="4" w:space="0" w:color="000000"/>
+              <w:bottom w:val="single" w:sz="4" w:space="0" w:color="000000"/>
+              <w:right w:val="single" w:sz="4" w:space="0" w:color="000000"/>
+            </w:tcBorders>
+          </w:tcPr>
+          <w:p>
+            <w:pPr>
+              <w:autoSpaceDE w:val="0"/>
+              <w:autoSpaceDN w:val="0"/>
+              <w:adjustRightInd w:val="0"/>
+              <w:rPr>
                 <w:b/>
               </w:rPr>
             </w:pPr>
@@ -1875,11 +2617,19 @@
         <w:tc>
           <w:tcPr>
             <w:tcW w:w="542" w:type="dxa"/>
-          </w:tcPr>
-          <w:p>
-            <w:pPr>
-              <w:rPr>
-                <w:rFonts w:ascii="Verdana" w:eastAsia="Verdana" w:hAnsi="Verdana" w:cs="Verdana"/>
+            <w:tcBorders>
+              <w:top w:val="single" w:sz="4" w:space="0" w:color="000000"/>
+              <w:left w:val="single" w:sz="4" w:space="0" w:color="000000"/>
+              <w:bottom w:val="single" w:sz="4" w:space="0" w:color="000000"/>
+              <w:right w:val="single" w:sz="4" w:space="0" w:color="000000"/>
+            </w:tcBorders>
+          </w:tcPr>
+          <w:p>
+            <w:pPr>
+              <w:autoSpaceDE w:val="0"/>
+              <w:autoSpaceDN w:val="0"/>
+              <w:adjustRightInd w:val="0"/>
+              <w:rPr>
                 <w:b/>
               </w:rPr>
             </w:pPr>
@@ -1888,21 +2638,31 @@
         <w:tc>
           <w:tcPr>
             <w:tcW w:w="5508" w:type="dxa"/>
-          </w:tcPr>
-          <w:p>
-            <w:pPr>
-              <w:pStyle w:val="ListParagraph"/>
+            <w:tcBorders>
+              <w:top w:val="single" w:sz="4" w:space="0" w:color="000000"/>
+              <w:left w:val="single" w:sz="4" w:space="0" w:color="000000"/>
+              <w:bottom w:val="single" w:sz="4" w:space="0" w:color="000000"/>
+              <w:right w:val="single" w:sz="4" w:space="0" w:color="000000"/>
+            </w:tcBorders>
+            <w:hideMark/>
+          </w:tcPr>
+          <w:p>
+            <w:pPr>
               <w:numPr>
                 <w:ilvl w:val="0"/>
-                <w:numId w:val="11"/>
+                <w:numId w:val="18"/>
               </w:numPr>
-              <w:rPr>
-                <w:rFonts w:ascii="Verdana" w:eastAsia="Verdana" w:hAnsi="Verdana" w:cs="Verdana"/>
+              <w:autoSpaceDE w:val="0"/>
+              <w:autoSpaceDN w:val="0"/>
+              <w:adjustRightInd w:val="0"/>
+              <w:rPr>
+                <w:b/>
                 <w:bCs/>
               </w:rPr>
             </w:pPr>
             <w:r>
               <w:rPr>
+                <w:b/>
                 <w:bCs/>
               </w:rPr>
               <w:t>Lessons Learned</w:t>
@@ -1912,11 +2672,20 @@
         <w:tc>
           <w:tcPr>
             <w:tcW w:w="2070" w:type="dxa"/>
-          </w:tcPr>
-          <w:p>
-            <w:pPr>
-              <w:rPr>
-                <w:rFonts w:ascii="Verdana" w:eastAsia="Verdana" w:hAnsi="Verdana" w:cs="Verdana"/>
+            <w:tcBorders>
+              <w:top w:val="single" w:sz="4" w:space="0" w:color="000000"/>
+              <w:left w:val="single" w:sz="4" w:space="0" w:color="000000"/>
+              <w:bottom w:val="single" w:sz="4" w:space="0" w:color="000000"/>
+              <w:right w:val="single" w:sz="4" w:space="0" w:color="000000"/>
+            </w:tcBorders>
+            <w:hideMark/>
+          </w:tcPr>
+          <w:p>
+            <w:pPr>
+              <w:autoSpaceDE w:val="0"/>
+              <w:autoSpaceDN w:val="0"/>
+              <w:adjustRightInd w:val="0"/>
+              <w:rPr>
                 <w:b/>
               </w:rPr>
             </w:pPr>
@@ -1924,24 +2693,26 @@
               <w:rPr>
                 <w:b/>
               </w:rPr>
-              <w:t>Y</w:t>
+              <w:t>Yes or No</w:t>
             </w:r>
-            <w:r>
-              <w:rPr>
-                <w:b/>
-              </w:rPr>
-              <w:t>es</w:t>
-            </w:r>
           </w:p>
         </w:tc>
         <w:tc>
           <w:tcPr>
             <w:tcW w:w="1350" w:type="dxa"/>
-          </w:tcPr>
-          <w:p>
-            <w:pPr>
-              <w:rPr>
-                <w:rFonts w:ascii="Verdana" w:eastAsia="Verdana" w:hAnsi="Verdana" w:cs="Verdana"/>
+            <w:tcBorders>
+              <w:top w:val="single" w:sz="4" w:space="0" w:color="000000"/>
+              <w:left w:val="single" w:sz="4" w:space="0" w:color="000000"/>
+              <w:bottom w:val="single" w:sz="4" w:space="0" w:color="000000"/>
+              <w:right w:val="single" w:sz="4" w:space="0" w:color="000000"/>
+            </w:tcBorders>
+          </w:tcPr>
+          <w:p>
+            <w:pPr>
+              <w:autoSpaceDE w:val="0"/>
+              <w:autoSpaceDN w:val="0"/>
+              <w:adjustRightInd w:val="0"/>
+              <w:rPr>
                 <w:b/>
               </w:rPr>
             </w:pPr>
@@ -1952,11 +2723,20 @@
         <w:tc>
           <w:tcPr>
             <w:tcW w:w="542" w:type="dxa"/>
-          </w:tcPr>
-          <w:p>
-            <w:pPr>
-              <w:rPr>
-                <w:rFonts w:ascii="Verdana" w:eastAsia="Verdana" w:hAnsi="Verdana" w:cs="Verdana"/>
+            <w:tcBorders>
+              <w:top w:val="single" w:sz="4" w:space="0" w:color="000000"/>
+              <w:left w:val="single" w:sz="4" w:space="0" w:color="000000"/>
+              <w:bottom w:val="single" w:sz="4" w:space="0" w:color="000000"/>
+              <w:right w:val="single" w:sz="4" w:space="0" w:color="000000"/>
+            </w:tcBorders>
+          </w:tcPr>
+          <w:p>
+            <w:pPr>
+              <w:autoSpaceDE w:val="0"/>
+              <w:autoSpaceDN w:val="0"/>
+              <w:adjustRightInd w:val="0"/>
+              <w:rPr>
+                <w:b/>
                 <w:bCs/>
               </w:rPr>
             </w:pPr>
@@ -1965,20 +2745,31 @@
         <w:tc>
           <w:tcPr>
             <w:tcW w:w="5508" w:type="dxa"/>
-          </w:tcPr>
-          <w:p>
-            <w:pPr>
-              <w:pStyle w:val="ListParagraph"/>
+            <w:tcBorders>
+              <w:top w:val="single" w:sz="4" w:space="0" w:color="000000"/>
+              <w:left w:val="single" w:sz="4" w:space="0" w:color="000000"/>
+              <w:bottom w:val="single" w:sz="4" w:space="0" w:color="000000"/>
+              <w:right w:val="single" w:sz="4" w:space="0" w:color="000000"/>
+            </w:tcBorders>
+            <w:hideMark/>
+          </w:tcPr>
+          <w:p>
+            <w:pPr>
               <w:numPr>
                 <w:ilvl w:val="0"/>
-                <w:numId w:val="11"/>
+                <w:numId w:val="18"/>
               </w:numPr>
-              <w:rPr>
+              <w:autoSpaceDE w:val="0"/>
+              <w:autoSpaceDN w:val="0"/>
+              <w:adjustRightInd w:val="0"/>
+              <w:rPr>
+                <w:b/>
                 <w:bCs/>
               </w:rPr>
             </w:pPr>
             <w:r>
               <w:rPr>
+                <w:b/>
                 <w:bCs/>
               </w:rPr>
               <w:t>Checklist is completed and included in the Documentation</w:t>
@@ -1988,10 +2779,21 @@
         <w:tc>
           <w:tcPr>
             <w:tcW w:w="2070" w:type="dxa"/>
-          </w:tcPr>
-          <w:p>
-            <w:pPr>
-              <w:rPr>
+            <w:tcBorders>
+              <w:top w:val="single" w:sz="4" w:space="0" w:color="000000"/>
+              <w:left w:val="single" w:sz="4" w:space="0" w:color="000000"/>
+              <w:bottom w:val="single" w:sz="4" w:space="0" w:color="000000"/>
+              <w:right w:val="single" w:sz="4" w:space="0" w:color="000000"/>
+            </w:tcBorders>
+            <w:hideMark/>
+          </w:tcPr>
+          <w:p>
+            <w:pPr>
+              <w:autoSpaceDE w:val="0"/>
+              <w:autoSpaceDN w:val="0"/>
+              <w:adjustRightInd w:val="0"/>
+              <w:rPr>
+                <w:b/>
                 <w:bCs/>
               </w:rPr>
             </w:pPr>
@@ -1999,24 +2801,27 @@
               <w:rPr>
                 <w:b/>
               </w:rPr>
-              <w:t>Y</w:t>
+              <w:t>Yes or No</w:t>
             </w:r>
-            <w:r>
-              <w:rPr>
-                <w:b/>
-              </w:rPr>
-              <w:t>es</w:t>
-            </w:r>
           </w:p>
         </w:tc>
         <w:tc>
           <w:tcPr>
             <w:tcW w:w="1350" w:type="dxa"/>
-          </w:tcPr>
-          <w:p>
-            <w:pPr>
-              <w:rPr>
-                <w:rFonts w:ascii="Verdana" w:eastAsia="Verdana" w:hAnsi="Verdana" w:cs="Verdana"/>
+            <w:tcBorders>
+              <w:top w:val="single" w:sz="4" w:space="0" w:color="000000"/>
+              <w:left w:val="single" w:sz="4" w:space="0" w:color="000000"/>
+              <w:bottom w:val="single" w:sz="4" w:space="0" w:color="000000"/>
+              <w:right w:val="single" w:sz="4" w:space="0" w:color="000000"/>
+            </w:tcBorders>
+          </w:tcPr>
+          <w:p>
+            <w:pPr>
+              <w:autoSpaceDE w:val="0"/>
+              <w:autoSpaceDN w:val="0"/>
+              <w:adjustRightInd w:val="0"/>
+              <w:rPr>
+                <w:b/>
                 <w:bCs/>
               </w:rPr>
             </w:pPr>
@@ -2024,6 +2829,17 @@
         </w:tc>
       </w:tr>
     </w:tbl>
+    <w:p>
+      <w:pPr>
+        <w:autoSpaceDE w:val="0"/>
+        <w:autoSpaceDN w:val="0"/>
+        <w:adjustRightInd w:val="0"/>
+        <w:rPr>
+          <w:b/>
+          <w:bCs/>
+        </w:rPr>
+      </w:pPr>
+    </w:p>
     <w:p>
       <w:pPr>
         <w:autoSpaceDE w:val="0"/>
@@ -3575,6 +4391,60 @@
   </w:num>
   <w:num w:numId="15" w16cid:durableId="209656190">
     <w:abstractNumId w:val="5"/>
+  </w:num>
+  <w:num w:numId="16" w16cid:durableId="614556770">
+    <w:abstractNumId w:val="1"/>
+    <w:lvlOverride w:ilvl="0">
+      <w:startOverride w:val="1"/>
+    </w:lvlOverride>
+    <w:lvlOverride w:ilvl="1">
+      <w:startOverride w:val="1"/>
+    </w:lvlOverride>
+    <w:lvlOverride w:ilvl="2">
+      <w:startOverride w:val="1"/>
+    </w:lvlOverride>
+    <w:lvlOverride w:ilvl="3">
+      <w:startOverride w:val="1"/>
+    </w:lvlOverride>
+    <w:lvlOverride w:ilvl="4">
+      <w:startOverride w:val="1"/>
+    </w:lvlOverride>
+    <w:lvlOverride w:ilvl="5">
+      <w:startOverride w:val="1"/>
+    </w:lvlOverride>
+    <w:lvlOverride w:ilvl="6">
+      <w:startOverride w:val="1"/>
+    </w:lvlOverride>
+    <w:lvlOverride w:ilvl="7">
+      <w:startOverride w:val="1"/>
+    </w:lvlOverride>
+    <w:lvlOverride w:ilvl="8">
+      <w:startOverride w:val="1"/>
+    </w:lvlOverride>
+  </w:num>
+  <w:num w:numId="17" w16cid:durableId="1936743304">
+    <w:abstractNumId w:val="4"/>
+    <w:lvlOverride w:ilvl="0"/>
+    <w:lvlOverride w:ilvl="1"/>
+    <w:lvlOverride w:ilvl="2"/>
+    <w:lvlOverride w:ilvl="3"/>
+    <w:lvlOverride w:ilvl="4"/>
+    <w:lvlOverride w:ilvl="5"/>
+    <w:lvlOverride w:ilvl="6"/>
+    <w:lvlOverride w:ilvl="7"/>
+    <w:lvlOverride w:ilvl="8"/>
+  </w:num>
+  <w:num w:numId="18" w16cid:durableId="423720460">
+    <w:abstractNumId w:val="6"/>
+    <w:lvlOverride w:ilvl="0"/>
+    <w:lvlOverride w:ilvl="1"/>
+    <w:lvlOverride w:ilvl="2"/>
+    <w:lvlOverride w:ilvl="3"/>
+    <w:lvlOverride w:ilvl="4"/>
+    <w:lvlOverride w:ilvl="5"/>
+    <w:lvlOverride w:ilvl="6"/>
+    <w:lvlOverride w:ilvl="7"/>
+    <w:lvlOverride w:ilvl="8"/>
   </w:num>
 </w:numbering>
 </file>
@@ -3990,7 +4860,6 @@
   <w:style w:type="character" w:default="1" w:styleId="DefaultParagraphFont">
     <w:name w:val="Default Paragraph Font"/>
     <w:uiPriority w:val="1"/>
-    <w:semiHidden/>
     <w:unhideWhenUsed/>
   </w:style>
   <w:style w:type="table" w:default="1" w:styleId="TableNormal">
